--- a/발표 자료/푸마 발표 대본.docx
+++ b/발표 자료/푸마 발표 대본.docx
@@ -21,7 +21,65 @@
         <w:t>[인사]</w:t>
       </w:r>
     </w:p>
-    <w:p/>
+    <w:p>
+      <w:r>
+        <w:rPr>
+          <w:rFonts w:hint="eastAsia"/>
+        </w:rPr>
+        <w:t>안녕하십니까, 저희는 프론트 프로젝트로 푸마 웹사이트 만들기를 진행한</w:t>
+      </w:r>
+    </w:p>
+    <w:p>
+      <w:r>
+        <w:rPr>
+          <w:rFonts w:hint="eastAsia"/>
+        </w:rPr>
+        <w:t xml:space="preserve">이현겸, 박세인, </w:t>
+      </w:r>
+      <w:proofErr w:type="spellStart"/>
+      <w:r>
+        <w:rPr>
+          <w:rFonts w:hint="eastAsia"/>
+        </w:rPr>
+        <w:t>송주창</w:t>
+      </w:r>
+      <w:proofErr w:type="spellEnd"/>
+      <w:r>
+        <w:rPr>
+          <w:rFonts w:hint="eastAsia"/>
+        </w:rPr>
+        <w:t xml:space="preserve">, 그리고 발표를 맡은 </w:t>
+      </w:r>
+      <w:proofErr w:type="spellStart"/>
+      <w:r>
+        <w:rPr>
+          <w:rFonts w:hint="eastAsia"/>
+        </w:rPr>
+        <w:t>장해든입니다</w:t>
+      </w:r>
+      <w:proofErr w:type="spellEnd"/>
+      <w:r>
+        <w:rPr>
+          <w:rFonts w:hint="eastAsia"/>
+        </w:rPr>
+        <w:t>.</w:t>
+      </w:r>
+    </w:p>
+    <w:p>
+      <w:r>
+        <w:rPr>
+          <w:rFonts w:hint="eastAsia"/>
+        </w:rPr>
+        <w:t>발표 시작하겠습니다.</w:t>
+      </w:r>
+    </w:p>
+    <w:p>
+      <w:pPr>
+        <w:rPr>
+          <w:rFonts w:hint="eastAsia"/>
+        </w:rPr>
+      </w:pPr>
+    </w:p>
     <w:p>
       <w:r>
         <w:rPr>
@@ -31,11 +89,36 @@
       </w:r>
     </w:p>
     <w:p>
-      <w:r>
-        <w:rPr>
-          <w:rFonts w:hint="eastAsia"/>
-        </w:rPr>
-        <w:t>발표는 프로젝트 개요부터 보완사항으로 진행하겠습니다.</w:t>
+      <w:pPr>
+        <w:rPr>
+          <w:rFonts w:hint="eastAsia"/>
+        </w:rPr>
+      </w:pPr>
+      <w:r>
+        <w:rPr>
+          <w:rFonts w:hint="eastAsia"/>
+        </w:rPr>
+        <w:t xml:space="preserve">발표는 프로젝트 개요부터 보완사항으로 </w:t>
+      </w:r>
+      <w:proofErr w:type="gramStart"/>
+      <w:r>
+        <w:rPr>
+          <w:rFonts w:hint="eastAsia"/>
+        </w:rPr>
+        <w:t>진행하겠습니다.</w:t>
+      </w:r>
+      <w:r>
+        <w:rPr>
+          <w:rFonts w:hint="eastAsia"/>
+        </w:rPr>
+        <w:t>(</w:t>
+      </w:r>
+      <w:proofErr w:type="gramEnd"/>
+      <w:r>
+        <w:rPr>
+          <w:rFonts w:hint="eastAsia"/>
+        </w:rPr>
+        <w:t>다음)</w:t>
       </w:r>
     </w:p>
     <w:p/>
@@ -48,67 +131,359 @@
       </w:r>
     </w:p>
     <w:p>
+      <w:r>
+        <w:rPr>
+          <w:rFonts w:hint="eastAsia"/>
+        </w:rPr>
+        <w:t>먼저 프로젝트의 목적입니다.</w:t>
+      </w:r>
+    </w:p>
+    <w:p>
+      <w:r>
+        <w:rPr>
+          <w:rFonts w:hint="eastAsia"/>
+        </w:rPr>
+        <w:t>저희 팀은 지금까지 배운 HTML, CSS, JS를 활용하여 푸마 웹 페이지를 만들고</w:t>
+      </w:r>
+      <w:r>
+        <w:rPr>
+          <w:rFonts w:hint="eastAsia"/>
+        </w:rPr>
+        <w:t xml:space="preserve"> </w:t>
+      </w:r>
+      <w:r>
+        <w:rPr>
+          <w:rFonts w:hint="eastAsia"/>
+        </w:rPr>
+        <w:t xml:space="preserve">페이지 간에 정보를 </w:t>
+      </w:r>
+      <w:proofErr w:type="gramStart"/>
+      <w:r>
+        <w:rPr>
+          <w:rFonts w:hint="eastAsia"/>
+        </w:rPr>
+        <w:t>주고 받아</w:t>
+      </w:r>
+      <w:proofErr w:type="gramEnd"/>
+      <w:r>
+        <w:rPr>
+          <w:rFonts w:hint="eastAsia"/>
+        </w:rPr>
+        <w:t xml:space="preserve"> 보았으며, </w:t>
+      </w:r>
+      <w:proofErr w:type="spellStart"/>
+      <w:r>
+        <w:rPr>
+          <w:rFonts w:hint="eastAsia"/>
+        </w:rPr>
+        <w:t>Github</w:t>
+      </w:r>
+      <w:proofErr w:type="spellEnd"/>
+      <w:r>
+        <w:rPr>
+          <w:rFonts w:hint="eastAsia"/>
+        </w:rPr>
+        <w:t xml:space="preserve">를 활용해 기초적인 협업 방식을 함께 탐구해 보는 시간을 </w:t>
+      </w:r>
+      <w:proofErr w:type="gramStart"/>
+      <w:r>
+        <w:rPr>
+          <w:rFonts w:hint="eastAsia"/>
+        </w:rPr>
+        <w:t>가졌습니다.(</w:t>
+      </w:r>
+      <w:proofErr w:type="gramEnd"/>
+      <w:r>
+        <w:rPr>
+          <w:rFonts w:hint="eastAsia"/>
+        </w:rPr>
+        <w:t>다음)</w:t>
+      </w:r>
+    </w:p>
+    <w:p>
+      <w:r>
+        <w:rPr>
+          <w:rFonts w:hint="eastAsia"/>
+        </w:rPr>
+        <w:t xml:space="preserve">저희 팀은 협업 도구로 </w:t>
+      </w:r>
+      <w:proofErr w:type="spellStart"/>
+      <w:r>
+        <w:rPr>
+          <w:rFonts w:hint="eastAsia"/>
+        </w:rPr>
+        <w:t>Github</w:t>
+      </w:r>
+      <w:proofErr w:type="spellEnd"/>
+      <w:r>
+        <w:rPr>
+          <w:rFonts w:hint="eastAsia"/>
+        </w:rPr>
+        <w:t xml:space="preserve"> Desktop이라는 툴을 사용했습니다.</w:t>
+      </w:r>
+    </w:p>
+    <w:p>
+      <w:r>
+        <w:rPr>
+          <w:rFonts w:hint="eastAsia"/>
+        </w:rPr>
+        <w:t>PC에 설치하는 애플리케이션으로, GUI 형식이기 때문에 초심자도 활용하기 쉽다는 장점이 있습니다.</w:t>
+      </w:r>
+    </w:p>
+    <w:p>
+      <w:proofErr w:type="spellStart"/>
+      <w:r>
+        <w:rPr>
+          <w:rFonts w:hint="eastAsia"/>
+        </w:rPr>
+        <w:t>깃허브로</w:t>
+      </w:r>
+      <w:proofErr w:type="spellEnd"/>
+      <w:r>
+        <w:rPr>
+          <w:rFonts w:hint="eastAsia"/>
+        </w:rPr>
+        <w:t xml:space="preserve"> 협업을 진행할 때 같은 파일을 동시에 수정하거나, 원치 않는 파일이 삭제되는 충돌, 일명 conflict라고 하는 사항이 발생합니다.</w:t>
+      </w:r>
+    </w:p>
+    <w:p>
+      <w:r>
+        <w:rPr>
+          <w:rFonts w:hint="eastAsia"/>
+        </w:rPr>
+        <w:t xml:space="preserve">이 때 발생하는 시간적, 정신적 소요가 막대하기에, 저희는 처음부터 </w:t>
+      </w:r>
+      <w:proofErr w:type="spellStart"/>
+      <w:r>
+        <w:rPr>
+          <w:rFonts w:hint="eastAsia"/>
+        </w:rPr>
+        <w:t>레포지토리</w:t>
+      </w:r>
+      <w:proofErr w:type="spellEnd"/>
+      <w:r>
+        <w:rPr>
+          <w:rFonts w:hint="eastAsia"/>
+        </w:rPr>
+        <w:t xml:space="preserve"> 내에 개인 작업 공간 및 규칙을 정의하고, 메인 </w:t>
+      </w:r>
+      <w:proofErr w:type="spellStart"/>
+      <w:r>
+        <w:rPr>
+          <w:rFonts w:hint="eastAsia"/>
+        </w:rPr>
+        <w:t>브랜치에</w:t>
+      </w:r>
+      <w:proofErr w:type="spellEnd"/>
+      <w:r>
+        <w:rPr>
+          <w:rFonts w:hint="eastAsia"/>
+        </w:rPr>
+        <w:t xml:space="preserve"> 작업 사항을 합치기 전 꼼꼼히 검사하여 이러한 충돌을 경계 및 배제하고, 병합이 쉽도록 </w:t>
+      </w:r>
+      <w:proofErr w:type="gramStart"/>
+      <w:r>
+        <w:rPr>
+          <w:rFonts w:hint="eastAsia"/>
+        </w:rPr>
+        <w:t>하였습니다.</w:t>
+      </w:r>
+      <w:r>
+        <w:rPr>
+          <w:rFonts w:hint="eastAsia"/>
+        </w:rPr>
+        <w:t>(</w:t>
+      </w:r>
+      <w:proofErr w:type="gramEnd"/>
+      <w:r>
+        <w:rPr>
+          <w:rFonts w:hint="eastAsia"/>
+        </w:rPr>
+        <w:t>다음)</w:t>
+      </w:r>
+    </w:p>
+    <w:p/>
+    <w:p>
+      <w:r>
+        <w:rPr>
+          <w:rFonts w:hint="eastAsia"/>
+        </w:rPr>
+        <w:t>[설계 페이지]</w:t>
+      </w:r>
+    </w:p>
+    <w:p>
+      <w:r>
+        <w:rPr>
+          <w:rFonts w:hint="eastAsia"/>
+        </w:rPr>
+        <w:t>다음은 저희가 설계한 페이지 목록입니다.</w:t>
+      </w:r>
+    </w:p>
+    <w:p>
+      <w:r>
+        <w:rPr>
+          <w:rFonts w:hint="eastAsia"/>
+        </w:rPr>
+        <w:t>설계 목록은(다음) 메인 화면(다음), 신상품 화면</w:t>
+      </w:r>
+      <w:r>
+        <w:rPr>
+          <w:rFonts w:hint="eastAsia"/>
+        </w:rPr>
+        <w:t>(다음),</w:t>
+      </w:r>
+      <w:r>
+        <w:rPr>
+          <w:rFonts w:hint="eastAsia"/>
+        </w:rPr>
+        <w:t xml:space="preserve"> 상품 상세 화면</w:t>
+      </w:r>
+      <w:r>
+        <w:rPr>
+          <w:rFonts w:hint="eastAsia"/>
+        </w:rPr>
+        <w:t>(다음)</w:t>
+      </w:r>
+      <w:r>
+        <w:rPr>
+          <w:rFonts w:hint="eastAsia"/>
+        </w:rPr>
+        <w:t xml:space="preserve">, 장바구니 화면이 </w:t>
+      </w:r>
+      <w:proofErr w:type="gramStart"/>
+      <w:r>
+        <w:rPr>
+          <w:rFonts w:hint="eastAsia"/>
+        </w:rPr>
+        <w:t>있습니다.(</w:t>
+      </w:r>
+      <w:proofErr w:type="gramEnd"/>
+      <w:r>
+        <w:rPr>
+          <w:rFonts w:hint="eastAsia"/>
+        </w:rPr>
+        <w:t>다음)</w:t>
+      </w:r>
+    </w:p>
+    <w:p>
       <w:pPr>
-        <w:rPr>
-          <w:rFonts w:hint="eastAsia"/>
-        </w:rPr>
+        <w:widowControl/>
+        <w:wordWrap/>
+        <w:autoSpaceDE/>
+        <w:autoSpaceDN/>
       </w:pPr>
-      <w:r>
-        <w:rPr>
-          <w:rFonts w:hint="eastAsia"/>
-        </w:rPr>
-        <w:t>먼저 프로젝트의 목적입니다.</w:t>
-      </w:r>
-    </w:p>
-    <w:p>
-      <w:r>
-        <w:rPr>
-          <w:rFonts w:hint="eastAsia"/>
-        </w:rPr>
-        <w:t>저희 팀은 지금까지 배운 HTML, CSS, JS를 활용하여 푸마 웹 페이지를 만들고</w:t>
-      </w:r>
-    </w:p>
-    <w:p>
-      <w:r>
-        <w:rPr>
-          <w:rFonts w:hint="eastAsia"/>
-        </w:rPr>
-        <w:t xml:space="preserve">페이지 간에 정보를 </w:t>
+    </w:p>
+    <w:p>
+      <w:r>
+        <w:rPr>
+          <w:rFonts w:hint="eastAsia"/>
+        </w:rPr>
+        <w:t>[index.html]</w:t>
+      </w:r>
+    </w:p>
+    <w:p>
+      <w:r>
+        <w:rPr>
+          <w:rFonts w:hint="eastAsia"/>
+        </w:rPr>
+        <w:t xml:space="preserve">먼저 메인 화면인 index.html의 </w:t>
       </w:r>
       <w:proofErr w:type="gramStart"/>
       <w:r>
         <w:rPr>
           <w:rFonts w:hint="eastAsia"/>
         </w:rPr>
-        <w:t>주고 받아</w:t>
+        <w:t>설계도입니다.(</w:t>
       </w:r>
       <w:proofErr w:type="gramEnd"/>
       <w:r>
         <w:rPr>
           <w:rFonts w:hint="eastAsia"/>
         </w:rPr>
-        <w:t xml:space="preserve"> 보았으며, </w:t>
-      </w:r>
-      <w:proofErr w:type="spellStart"/>
-      <w:r>
-        <w:rPr>
-          <w:rFonts w:hint="eastAsia"/>
-        </w:rPr>
-        <w:t>Github</w:t>
-      </w:r>
-      <w:proofErr w:type="spellEnd"/>
-      <w:r>
-        <w:rPr>
-          <w:rFonts w:hint="eastAsia"/>
-        </w:rPr>
-        <w:t xml:space="preserve">를 활용해 기초적인 협업 방식을 함께 탐구해 보는 시간을 </w:t>
+        <w:t>다음)</w:t>
+      </w:r>
+    </w:p>
+    <w:p>
+      <w:r>
+        <w:rPr>
+          <w:rFonts w:hint="eastAsia"/>
+        </w:rPr>
+        <w:t>첫 번째 구현 기능인 헤더입니다.</w:t>
+      </w:r>
+    </w:p>
+    <w:p/>
+    <w:p>
+      <w:r>
+        <w:rPr>
+          <w:rFonts w:hint="eastAsia"/>
+        </w:rPr>
+        <w:t>(박세인_넣고 싶은 내용)</w:t>
+      </w:r>
+    </w:p>
+    <w:p/>
+    <w:p>
+      <w:r>
+        <w:rPr>
+          <w:rFonts w:hint="eastAsia"/>
+        </w:rPr>
+        <w:t>다음으로 두 번째 구현 기능인 메인 컨텐츠입니다.</w:t>
+      </w:r>
+    </w:p>
+    <w:p/>
+    <w:p>
+      <w:r>
+        <w:rPr>
+          <w:rFonts w:hint="eastAsia"/>
+        </w:rPr>
+        <w:t>(박세인_넣고 싶은 내용)</w:t>
+      </w:r>
+    </w:p>
+    <w:p/>
+    <w:p>
+      <w:r>
+        <w:rPr>
+          <w:rFonts w:hint="eastAsia"/>
+        </w:rPr>
+        <w:t xml:space="preserve">마지막으로, 세 번째 구현 기능인 </w:t>
+      </w:r>
+      <w:proofErr w:type="spellStart"/>
+      <w:r>
+        <w:rPr>
+          <w:rFonts w:hint="eastAsia"/>
+        </w:rPr>
+        <w:t>푸터입니다</w:t>
+      </w:r>
+      <w:proofErr w:type="spellEnd"/>
+      <w:r>
+        <w:rPr>
+          <w:rFonts w:hint="eastAsia"/>
+        </w:rPr>
+        <w:t>.</w:t>
+      </w:r>
+    </w:p>
+    <w:p/>
+    <w:p>
+      <w:r>
+        <w:rPr>
+          <w:rFonts w:hint="eastAsia"/>
+        </w:rPr>
+        <w:t>(박세인_넣고 싶은 내용)</w:t>
+      </w:r>
+    </w:p>
+    <w:p/>
+    <w:p>
+      <w:r>
+        <w:rPr>
+          <w:rFonts w:hint="eastAsia"/>
+        </w:rPr>
+        <w:t xml:space="preserve">다음으로, 신상품 화면인 product.html의 </w:t>
       </w:r>
       <w:proofErr w:type="gramStart"/>
       <w:r>
         <w:rPr>
           <w:rFonts w:hint="eastAsia"/>
         </w:rPr>
-        <w:t>가졌습니다.(</w:t>
+        <w:t>설계도입니다.(</w:t>
       </w:r>
       <w:proofErr w:type="gramEnd"/>
       <w:r>
@@ -123,45 +498,644 @@
         <w:rPr>
           <w:rFonts w:hint="eastAsia"/>
         </w:rPr>
-        <w:t xml:space="preserve">저희 팀은 협업 도구로 </w:t>
-      </w:r>
-      <w:proofErr w:type="spellStart"/>
-      <w:r>
-        <w:rPr>
-          <w:rFonts w:hint="eastAsia"/>
-        </w:rPr>
-        <w:t>Github</w:t>
-      </w:r>
-      <w:proofErr w:type="spellEnd"/>
-      <w:r>
-        <w:rPr>
-          <w:rFonts w:hint="eastAsia"/>
-        </w:rPr>
-        <w:t xml:space="preserve"> Desktop이라는 툴을 사용했습니다.</w:t>
-      </w:r>
-    </w:p>
-    <w:p>
-      <w:r>
-        <w:rPr>
-          <w:rFonts w:hint="eastAsia"/>
-        </w:rPr>
-        <w:t>PC에 설치하는 애플리케이션으로, GUI 형식이기 때문에 초심자도 활용하기 쉽다는 장점이 있습니다.</w:t>
-      </w:r>
-    </w:p>
-    <w:p>
-      <w:proofErr w:type="spellStart"/>
-      <w:r>
-        <w:rPr>
-          <w:rFonts w:hint="eastAsia"/>
-        </w:rPr>
-        <w:t>깃허브로</w:t>
-      </w:r>
-      <w:proofErr w:type="spellEnd"/>
-      <w:r>
-        <w:rPr>
-          <w:rFonts w:hint="eastAsia"/>
-        </w:rPr>
-        <w:t xml:space="preserve"> 협업을 진행할 때 같은 파일을 동시에 수정하거나, 원치 않는 파일이 삭제되는 충돌, 일명 conflict라고 하는 사항이 발생합니다.</w:t>
+        <w:t>첫 번째 구현 기능인 --입니다.</w:t>
+      </w:r>
+    </w:p>
+    <w:p/>
+    <w:p>
+      <w:r>
+        <w:rPr>
+          <w:rFonts w:hint="eastAsia"/>
+        </w:rPr>
+        <w:t>(</w:t>
+      </w:r>
+      <w:proofErr w:type="spellStart"/>
+      <w:r>
+        <w:rPr>
+          <w:rFonts w:hint="eastAsia"/>
+        </w:rPr>
+        <w:t>장해든</w:t>
+      </w:r>
+      <w:proofErr w:type="spellEnd"/>
+      <w:r>
+        <w:rPr>
+          <w:rFonts w:hint="eastAsia"/>
+        </w:rPr>
+        <w:t>_넣고 싶은 내용)</w:t>
+      </w:r>
+    </w:p>
+    <w:p/>
+    <w:p>
+      <w:r>
+        <w:rPr>
+          <w:rFonts w:hint="eastAsia"/>
+        </w:rPr>
+        <w:t xml:space="preserve">다음으로, 상품 상세 화면인 detail.html의 </w:t>
+      </w:r>
+      <w:proofErr w:type="gramStart"/>
+      <w:r>
+        <w:rPr>
+          <w:rFonts w:hint="eastAsia"/>
+        </w:rPr>
+        <w:t>설계도입니다.(</w:t>
+      </w:r>
+      <w:proofErr w:type="gramEnd"/>
+      <w:r>
+        <w:rPr>
+          <w:rFonts w:hint="eastAsia"/>
+        </w:rPr>
+        <w:t>다음)</w:t>
+      </w:r>
+    </w:p>
+    <w:p>
+      <w:r>
+        <w:rPr>
+          <w:rFonts w:hint="eastAsia"/>
+        </w:rPr>
+        <w:t xml:space="preserve">첫 번째 구현 기능인 객체를 이용한 </w:t>
+      </w:r>
+      <w:proofErr w:type="spellStart"/>
+      <w:r>
+        <w:rPr>
+          <w:rFonts w:hint="eastAsia"/>
+        </w:rPr>
+        <w:t>js</w:t>
+      </w:r>
+      <w:proofErr w:type="spellEnd"/>
+      <w:r>
+        <w:rPr>
+          <w:rFonts w:hint="eastAsia"/>
+        </w:rPr>
+        <w:t xml:space="preserve"> 데이터베이스 생성입니다.</w:t>
+      </w:r>
+    </w:p>
+    <w:p/>
+    <w:p>
+      <w:r>
+        <w:rPr>
+          <w:rFonts w:hint="eastAsia"/>
+        </w:rPr>
+        <w:t>(이현겸_넣고 싶은 내용)</w:t>
+      </w:r>
+    </w:p>
+    <w:p/>
+    <w:p>
+      <w:r>
+        <w:rPr>
+          <w:rFonts w:hint="eastAsia"/>
+        </w:rPr>
+        <w:lastRenderedPageBreak/>
+        <w:t xml:space="preserve">다음으로 두 번째 구현 기능인 상품 정보 </w:t>
+      </w:r>
+      <w:proofErr w:type="spellStart"/>
+      <w:r>
+        <w:rPr>
+          <w:rFonts w:hint="eastAsia"/>
+        </w:rPr>
+        <w:t>불러오기입니다</w:t>
+      </w:r>
+      <w:proofErr w:type="spellEnd"/>
+      <w:r>
+        <w:rPr>
+          <w:rFonts w:hint="eastAsia"/>
+        </w:rPr>
+        <w:t>.</w:t>
+      </w:r>
+    </w:p>
+    <w:p/>
+    <w:p>
+      <w:r>
+        <w:rPr>
+          <w:rFonts w:hint="eastAsia"/>
+        </w:rPr>
+        <w:t>(이현겸_넣고 싶은 내용)</w:t>
+      </w:r>
+    </w:p>
+    <w:p/>
+    <w:p>
+      <w:r>
+        <w:rPr>
+          <w:rFonts w:hint="eastAsia"/>
+        </w:rPr>
+        <w:t xml:space="preserve">다음으로 세 번째 구현 기능인 다른 상품 </w:t>
+      </w:r>
+      <w:proofErr w:type="spellStart"/>
+      <w:r>
+        <w:rPr>
+          <w:rFonts w:hint="eastAsia"/>
+        </w:rPr>
+        <w:t>보여주기입니다</w:t>
+      </w:r>
+      <w:proofErr w:type="spellEnd"/>
+      <w:r>
+        <w:rPr>
+          <w:rFonts w:hint="eastAsia"/>
+        </w:rPr>
+        <w:t>.</w:t>
+      </w:r>
+    </w:p>
+    <w:p/>
+    <w:p>
+      <w:r>
+        <w:rPr>
+          <w:rFonts w:hint="eastAsia"/>
+        </w:rPr>
+        <w:t>(이현겸_넣고 싶은 내용)</w:t>
+      </w:r>
+    </w:p>
+    <w:p/>
+    <w:p>
+      <w:r>
+        <w:rPr>
+          <w:rFonts w:hint="eastAsia"/>
+        </w:rPr>
+        <w:t>다음으로 네 번째 구현 기능인 사이즈 선택 박스입니다.</w:t>
+      </w:r>
+    </w:p>
+    <w:p/>
+    <w:p>
+      <w:r>
+        <w:rPr>
+          <w:rFonts w:hint="eastAsia"/>
+        </w:rPr>
+        <w:t>(이현겸_넣고 싶은 내용)</w:t>
+      </w:r>
+    </w:p>
+    <w:p/>
+    <w:p>
+      <w:r>
+        <w:rPr>
+          <w:rFonts w:hint="eastAsia"/>
+        </w:rPr>
+        <w:t>다음으로 다섯 번째 구현 기능인 장바구니에 추가입니다.</w:t>
+      </w:r>
+    </w:p>
+    <w:p/>
+    <w:p>
+      <w:r>
+        <w:rPr>
+          <w:rFonts w:hint="eastAsia"/>
+        </w:rPr>
+        <w:t>(이현겸_넣고 싶은 내용)</w:t>
+      </w:r>
+    </w:p>
+    <w:p/>
+    <w:p>
+      <w:r>
+        <w:rPr>
+          <w:rFonts w:hint="eastAsia"/>
+        </w:rPr>
+        <w:t xml:space="preserve">다음으로 여섯 번째 구현 기능인 </w:t>
+      </w:r>
+      <w:proofErr w:type="spellStart"/>
+      <w:r>
+        <w:rPr>
+          <w:rFonts w:hint="eastAsia"/>
+        </w:rPr>
+        <w:t>상품평</w:t>
+      </w:r>
+      <w:proofErr w:type="spellEnd"/>
+      <w:r>
+        <w:rPr>
+          <w:rFonts w:hint="eastAsia"/>
+        </w:rPr>
+        <w:t xml:space="preserve"> 팝업창입니다.</w:t>
+      </w:r>
+    </w:p>
+    <w:p/>
+    <w:p>
+      <w:r>
+        <w:rPr>
+          <w:rFonts w:hint="eastAsia"/>
+        </w:rPr>
+        <w:t>(이현겸_넣고 싶은 내용)</w:t>
+      </w:r>
+    </w:p>
+    <w:p/>
+    <w:p>
+      <w:r>
+        <w:rPr>
+          <w:rFonts w:hint="eastAsia"/>
+        </w:rPr>
+        <w:t xml:space="preserve">다음으로 일곱 번째 구현 기능인 </w:t>
+      </w:r>
+      <w:proofErr w:type="spellStart"/>
+      <w:r>
+        <w:rPr>
+          <w:rFonts w:hint="eastAsia"/>
+        </w:rPr>
+        <w:t>별점</w:t>
+      </w:r>
+      <w:proofErr w:type="spellEnd"/>
+      <w:r>
+        <w:rPr>
+          <w:rFonts w:hint="eastAsia"/>
+        </w:rPr>
+        <w:t xml:space="preserve"> </w:t>
+      </w:r>
+      <w:proofErr w:type="spellStart"/>
+      <w:r>
+        <w:rPr>
+          <w:rFonts w:hint="eastAsia"/>
+        </w:rPr>
+        <w:t>고정하기입니다</w:t>
+      </w:r>
+      <w:proofErr w:type="spellEnd"/>
+      <w:r>
+        <w:rPr>
+          <w:rFonts w:hint="eastAsia"/>
+        </w:rPr>
+        <w:t>.</w:t>
+      </w:r>
+    </w:p>
+    <w:p/>
+    <w:p>
+      <w:r>
+        <w:rPr>
+          <w:rFonts w:hint="eastAsia"/>
+        </w:rPr>
+        <w:t>(이현겸_넣고 싶은 내용)</w:t>
+      </w:r>
+    </w:p>
+    <w:p/>
+    <w:p>
+      <w:r>
+        <w:rPr>
+          <w:rFonts w:hint="eastAsia"/>
+        </w:rPr>
+        <w:t>마지막으로, 여덟 번째 구현 기능인 유효성 검사입니다.</w:t>
+      </w:r>
+    </w:p>
+    <w:p/>
+    <w:p>
+      <w:r>
+        <w:rPr>
+          <w:rFonts w:hint="eastAsia"/>
+        </w:rPr>
+        <w:t>(이현겸_넣고 싶은 내용)</w:t>
+      </w:r>
+    </w:p>
+    <w:p/>
+    <w:p>
+      <w:r>
+        <w:rPr>
+          <w:rFonts w:hint="eastAsia"/>
+        </w:rPr>
+        <w:t xml:space="preserve">다음으로, 장바구니 화면인 cart.html의 </w:t>
+      </w:r>
+      <w:proofErr w:type="gramStart"/>
+      <w:r>
+        <w:rPr>
+          <w:rFonts w:hint="eastAsia"/>
+        </w:rPr>
+        <w:t>설계도입니다.(</w:t>
+      </w:r>
+      <w:proofErr w:type="gramEnd"/>
+      <w:r>
+        <w:rPr>
+          <w:rFonts w:hint="eastAsia"/>
+        </w:rPr>
+        <w:t>다음)</w:t>
+      </w:r>
+    </w:p>
+    <w:p>
+      <w:r>
+        <w:rPr>
+          <w:rFonts w:hint="eastAsia"/>
+        </w:rPr>
+        <w:t xml:space="preserve">먼저, 첫 번째 구현 기능인 상품 정보 </w:t>
+      </w:r>
+      <w:proofErr w:type="spellStart"/>
+      <w:r>
+        <w:rPr>
+          <w:rFonts w:hint="eastAsia"/>
+        </w:rPr>
+        <w:t>가져오기입니다</w:t>
+      </w:r>
+      <w:proofErr w:type="spellEnd"/>
+      <w:r>
+        <w:rPr>
+          <w:rFonts w:hint="eastAsia"/>
+        </w:rPr>
+        <w:t>.</w:t>
+      </w:r>
+    </w:p>
+    <w:p/>
+    <w:p>
+      <w:r>
+        <w:rPr>
+          <w:rFonts w:hint="eastAsia"/>
+        </w:rPr>
+        <w:t>(</w:t>
+      </w:r>
+      <w:proofErr w:type="spellStart"/>
+      <w:r>
+        <w:rPr>
+          <w:rFonts w:hint="eastAsia"/>
+        </w:rPr>
+        <w:t>송주창</w:t>
+      </w:r>
+      <w:proofErr w:type="spellEnd"/>
+      <w:r>
+        <w:rPr>
+          <w:rFonts w:hint="eastAsia"/>
+        </w:rPr>
+        <w:t>_넣고 싶은 내용)</w:t>
+      </w:r>
+    </w:p>
+    <w:p/>
+    <w:p>
+      <w:r>
+        <w:rPr>
+          <w:rFonts w:hint="eastAsia"/>
+        </w:rPr>
+        <w:t xml:space="preserve">다음으로, 두 번째 구현 기능인 수량 </w:t>
+      </w:r>
+      <w:proofErr w:type="spellStart"/>
+      <w:r>
+        <w:rPr>
+          <w:rFonts w:hint="eastAsia"/>
+        </w:rPr>
+        <w:t>변경하기입니다</w:t>
+      </w:r>
+      <w:proofErr w:type="spellEnd"/>
+      <w:r>
+        <w:rPr>
+          <w:rFonts w:hint="eastAsia"/>
+        </w:rPr>
+        <w:t>.</w:t>
+      </w:r>
+    </w:p>
+    <w:p/>
+    <w:p>
+      <w:r>
+        <w:rPr>
+          <w:rFonts w:hint="eastAsia"/>
+        </w:rPr>
+        <w:t>(</w:t>
+      </w:r>
+      <w:proofErr w:type="spellStart"/>
+      <w:r>
+        <w:rPr>
+          <w:rFonts w:hint="eastAsia"/>
+        </w:rPr>
+        <w:t>송주창</w:t>
+      </w:r>
+      <w:proofErr w:type="spellEnd"/>
+      <w:r>
+        <w:rPr>
+          <w:rFonts w:hint="eastAsia"/>
+        </w:rPr>
+        <w:t>_넣고 싶은 내용)</w:t>
+      </w:r>
+    </w:p>
+    <w:p/>
+    <w:p>
+      <w:r>
+        <w:rPr>
+          <w:rFonts w:hint="eastAsia"/>
+        </w:rPr>
+        <w:t>다음으로, 세 번째 구현 기능인 전체 삭제입니다.</w:t>
+      </w:r>
+    </w:p>
+    <w:p/>
+    <w:p>
+      <w:r>
+        <w:rPr>
+          <w:rFonts w:hint="eastAsia"/>
+        </w:rPr>
+        <w:t>(</w:t>
+      </w:r>
+      <w:proofErr w:type="spellStart"/>
+      <w:r>
+        <w:rPr>
+          <w:rFonts w:hint="eastAsia"/>
+        </w:rPr>
+        <w:t>송주창</w:t>
+      </w:r>
+      <w:proofErr w:type="spellEnd"/>
+      <w:r>
+        <w:rPr>
+          <w:rFonts w:hint="eastAsia"/>
+        </w:rPr>
+        <w:t>_넣고 싶은 내용)</w:t>
+      </w:r>
+    </w:p>
+    <w:p/>
+    <w:p>
+      <w:r>
+        <w:rPr>
+          <w:rFonts w:hint="eastAsia"/>
+        </w:rPr>
+        <w:t>다음으로, 네 번째 구현 기능인 선택 삭제입니다.</w:t>
+      </w:r>
+    </w:p>
+    <w:p/>
+    <w:p>
+      <w:r>
+        <w:rPr>
+          <w:rFonts w:hint="eastAsia"/>
+        </w:rPr>
+        <w:t>(</w:t>
+      </w:r>
+      <w:proofErr w:type="spellStart"/>
+      <w:r>
+        <w:rPr>
+          <w:rFonts w:hint="eastAsia"/>
+        </w:rPr>
+        <w:t>송주창</w:t>
+      </w:r>
+      <w:proofErr w:type="spellEnd"/>
+      <w:r>
+        <w:rPr>
+          <w:rFonts w:hint="eastAsia"/>
+        </w:rPr>
+        <w:t>_넣고 싶은 내용)</w:t>
+      </w:r>
+    </w:p>
+    <w:p/>
+    <w:p>
+      <w:r>
+        <w:rPr>
+          <w:rFonts w:hint="eastAsia"/>
+        </w:rPr>
+        <w:t xml:space="preserve">다음으로, 다섯 번째 구현 기능인 </w:t>
+      </w:r>
+      <w:proofErr w:type="spellStart"/>
+      <w:r>
+        <w:rPr>
+          <w:rFonts w:hint="eastAsia"/>
+        </w:rPr>
+        <w:t>쿠폰창</w:t>
+      </w:r>
+      <w:proofErr w:type="spellEnd"/>
+      <w:r>
+        <w:rPr>
+          <w:rFonts w:hint="eastAsia"/>
+        </w:rPr>
+        <w:t xml:space="preserve"> 숨기기입니다.</w:t>
+      </w:r>
+    </w:p>
+    <w:p/>
+    <w:p>
+      <w:r>
+        <w:rPr>
+          <w:rFonts w:hint="eastAsia"/>
+        </w:rPr>
+        <w:t>(</w:t>
+      </w:r>
+      <w:proofErr w:type="spellStart"/>
+      <w:r>
+        <w:rPr>
+          <w:rFonts w:hint="eastAsia"/>
+        </w:rPr>
+        <w:t>송주창</w:t>
+      </w:r>
+      <w:proofErr w:type="spellEnd"/>
+      <w:r>
+        <w:rPr>
+          <w:rFonts w:hint="eastAsia"/>
+        </w:rPr>
+        <w:t>_넣고 싶은 내용)</w:t>
+      </w:r>
+    </w:p>
+    <w:p/>
+    <w:p>
+      <w:r>
+        <w:rPr>
+          <w:rFonts w:hint="eastAsia"/>
+        </w:rPr>
+        <w:t>다음으로, 여섯 번째 구현 기능인 총 상품 및 결제 금액 계산입니다.</w:t>
+      </w:r>
+    </w:p>
+    <w:p/>
+    <w:p>
+      <w:r>
+        <w:rPr>
+          <w:rFonts w:hint="eastAsia"/>
+        </w:rPr>
+        <w:t>(</w:t>
+      </w:r>
+      <w:proofErr w:type="spellStart"/>
+      <w:r>
+        <w:rPr>
+          <w:rFonts w:hint="eastAsia"/>
+        </w:rPr>
+        <w:t>송주창</w:t>
+      </w:r>
+      <w:proofErr w:type="spellEnd"/>
+      <w:r>
+        <w:rPr>
+          <w:rFonts w:hint="eastAsia"/>
+        </w:rPr>
+        <w:t>_넣고 싶은 내용)</w:t>
+      </w:r>
+    </w:p>
+    <w:p/>
+    <w:p>
+      <w:r>
+        <w:rPr>
+          <w:rFonts w:hint="eastAsia"/>
+        </w:rPr>
+        <w:t>다음으로, 일곱 번째 구현 기능인 배송비 계산입니다.</w:t>
+      </w:r>
+    </w:p>
+    <w:p/>
+    <w:p>
+      <w:r>
+        <w:rPr>
+          <w:rFonts w:hint="eastAsia"/>
+        </w:rPr>
+        <w:t>(</w:t>
+      </w:r>
+      <w:proofErr w:type="spellStart"/>
+      <w:r>
+        <w:rPr>
+          <w:rFonts w:hint="eastAsia"/>
+        </w:rPr>
+        <w:t>송주창</w:t>
+      </w:r>
+      <w:proofErr w:type="spellEnd"/>
+      <w:r>
+        <w:rPr>
+          <w:rFonts w:hint="eastAsia"/>
+        </w:rPr>
+        <w:t>_넣고 싶은 내용)</w:t>
+      </w:r>
+    </w:p>
+    <w:p/>
+    <w:p>
+      <w:r>
+        <w:rPr>
+          <w:rFonts w:hint="eastAsia"/>
+        </w:rPr>
+        <w:t>마지막으로, 여덟 번째 구현 기능인 다른 상품 슬라이더입니다.</w:t>
+      </w:r>
+    </w:p>
+    <w:p/>
+    <w:p>
+      <w:r>
+        <w:rPr>
+          <w:rFonts w:hint="eastAsia"/>
+        </w:rPr>
+        <w:t>(</w:t>
+      </w:r>
+      <w:proofErr w:type="spellStart"/>
+      <w:r>
+        <w:rPr>
+          <w:rFonts w:hint="eastAsia"/>
+        </w:rPr>
+        <w:t>송주창</w:t>
+      </w:r>
+      <w:proofErr w:type="spellEnd"/>
+      <w:r>
+        <w:rPr>
+          <w:rFonts w:hint="eastAsia"/>
+        </w:rPr>
+        <w:t>_넣고 싶은 내용)</w:t>
+      </w:r>
+    </w:p>
+    <w:p/>
+    <w:p>
+      <w:r>
+        <w:rPr>
+          <w:rFonts w:hint="eastAsia"/>
+        </w:rPr>
+        <w:t>[시연]</w:t>
+      </w:r>
+    </w:p>
+    <w:p>
+      <w:r>
+        <w:rPr>
+          <w:rFonts w:hint="eastAsia"/>
+        </w:rPr>
+        <w:t>주요 기능 설명 마치고 시연 진행하겠습니다.</w:t>
+      </w:r>
+    </w:p>
+    <w:p/>
+    <w:p>
+      <w:r>
+        <w:rPr>
+          <w:rFonts w:hint="eastAsia"/>
+        </w:rPr>
+        <w:t>[보완사항]</w:t>
+      </w:r>
+    </w:p>
+    <w:p>
+      <w:r>
+        <w:rPr>
+          <w:rFonts w:hint="eastAsia"/>
+        </w:rPr>
+        <w:t>보완사항입니다.</w:t>
+      </w:r>
+    </w:p>
+    <w:p/>
+    <w:p>
+      <w:r>
+        <w:rPr>
+          <w:rFonts w:hint="eastAsia"/>
+        </w:rPr>
+        <w:t>[마무리]</w:t>
       </w:r>
     </w:p>
     <w:p>
@@ -174,43 +1148,8 @@
         <w:rPr>
           <w:rFonts w:hint="eastAsia"/>
         </w:rPr>
-        <w:t xml:space="preserve">이 때 발생하는 시간적, 정신적 소요가 막대하기에, 저희는 처음부터 </w:t>
-      </w:r>
-      <w:proofErr w:type="spellStart"/>
-      <w:r>
-        <w:rPr>
-          <w:rFonts w:hint="eastAsia"/>
-        </w:rPr>
-        <w:t>레포지토리</w:t>
-      </w:r>
-      <w:proofErr w:type="spellEnd"/>
-      <w:r>
-        <w:rPr>
-          <w:rFonts w:hint="eastAsia"/>
-        </w:rPr>
-        <w:t xml:space="preserve"> 내에 개인 작업 공간 및 규칙을 정의하고, 메인 </w:t>
-      </w:r>
-      <w:proofErr w:type="spellStart"/>
-      <w:r>
-        <w:rPr>
-          <w:rFonts w:hint="eastAsia"/>
-        </w:rPr>
-        <w:t>브랜치에</w:t>
-      </w:r>
-      <w:proofErr w:type="spellEnd"/>
-      <w:r>
-        <w:rPr>
-          <w:rFonts w:hint="eastAsia"/>
-        </w:rPr>
-        <w:t xml:space="preserve"> 작업 사항을 합치기 전 꼼꼼히 검사하여 이러한 충돌을 경계 및 배제하고, 병합이 쉽도록 하였습니다.</w:t>
-      </w:r>
-    </w:p>
-    <w:p>
-      <w:pPr>
-        <w:rPr>
-          <w:rFonts w:hint="eastAsia"/>
-        </w:rPr>
-      </w:pPr>
+        <w:t>이상으로 발표 마치겠습니다. 감사합니다.</w:t>
+      </w:r>
     </w:p>
     <w:sectPr>
       <w:pgSz w:w="11906" w:h="16838"/>

--- a/발표 자료/푸마 발표 대본.docx
+++ b/발표 자료/푸마 발표 대본.docx
@@ -73,13 +73,7 @@
         <w:t>발표 시작하겠습니다.</w:t>
       </w:r>
     </w:p>
-    <w:p>
-      <w:pPr>
-        <w:rPr>
-          <w:rFonts w:hint="eastAsia"/>
-        </w:rPr>
-      </w:pPr>
-    </w:p>
+    <w:p/>
     <w:p>
       <w:r>
         <w:rPr>
@@ -89,11 +83,6 @@
       </w:r>
     </w:p>
     <w:p>
-      <w:pPr>
-        <w:rPr>
-          <w:rFonts w:hint="eastAsia"/>
-        </w:rPr>
-      </w:pPr>
       <w:r>
         <w:rPr>
           <w:rFonts w:hint="eastAsia"/>
@@ -324,31 +313,7 @@
         <w:rPr>
           <w:rFonts w:hint="eastAsia"/>
         </w:rPr>
-        <w:t>설계 목록은(다음) 메인 화면(다음), 신상품 화면</w:t>
-      </w:r>
-      <w:r>
-        <w:rPr>
-          <w:rFonts w:hint="eastAsia"/>
-        </w:rPr>
-        <w:t>(다음),</w:t>
-      </w:r>
-      <w:r>
-        <w:rPr>
-          <w:rFonts w:hint="eastAsia"/>
-        </w:rPr>
-        <w:t xml:space="preserve"> 상품 상세 화면</w:t>
-      </w:r>
-      <w:r>
-        <w:rPr>
-          <w:rFonts w:hint="eastAsia"/>
-        </w:rPr>
-        <w:t>(다음)</w:t>
-      </w:r>
-      <w:r>
-        <w:rPr>
-          <w:rFonts w:hint="eastAsia"/>
-        </w:rPr>
-        <w:t xml:space="preserve">, 장바구니 화면이 </w:t>
+        <w:t xml:space="preserve">설계 목록은(다음) 메인 화면(다음), 신상품 화면(다음), 상품 상세 화면(다음), 장바구니 화면이 </w:t>
       </w:r>
       <w:proofErr w:type="gramStart"/>
       <w:r>
@@ -1129,6 +1094,35 @@
         <w:t>보완사항입니다.</w:t>
       </w:r>
     </w:p>
+    <w:p>
+      <w:r>
+        <w:rPr>
+          <w:rFonts w:hint="eastAsia"/>
+        </w:rPr>
+        <w:t>먼저 로그인 기능을 통해 사용자별로 장바구니가 구현되게 하겠습니다.</w:t>
+      </w:r>
+    </w:p>
+    <w:p>
+      <w:r>
+        <w:rPr>
+          <w:rFonts w:hint="eastAsia"/>
+        </w:rPr>
+        <w:t>두 번째로, 다양한 화면 크기에서도 쾌적하게 웹 서핑을 할 수 있도록 반응형 웹으로 업그레이드하겠습니다.</w:t>
+      </w:r>
+    </w:p>
+    <w:p>
+      <w:pPr>
+        <w:rPr>
+          <w:rFonts w:hint="eastAsia"/>
+        </w:rPr>
+      </w:pPr>
+      <w:r>
+        <w:rPr>
+          <w:rFonts w:hint="eastAsia"/>
+        </w:rPr>
+        <w:t>마지막으로 모든 페이지에서 저장된 상품 객체를 불러오게 하여, 진짜 데이터베이스와 연동시킨 것 같이 만들겠습니다.</w:t>
+      </w:r>
+    </w:p>
     <w:p/>
     <w:p>
       <w:r>
@@ -1139,11 +1133,6 @@
       </w:r>
     </w:p>
     <w:p>
-      <w:pPr>
-        <w:rPr>
-          <w:rFonts w:hint="eastAsia"/>
-        </w:rPr>
-      </w:pPr>
       <w:r>
         <w:rPr>
           <w:rFonts w:hint="eastAsia"/>

--- a/발표 자료/푸마 발표 대본.docx
+++ b/발표 자료/푸마 발표 대본.docx
@@ -87,27 +87,13 @@
         <w:rPr>
           <w:rFonts w:hint="eastAsia"/>
         </w:rPr>
-        <w:t xml:space="preserve">발표는 프로젝트 개요부터 보완사항으로 </w:t>
-      </w:r>
-      <w:proofErr w:type="gramStart"/>
-      <w:r>
-        <w:rPr>
-          <w:rFonts w:hint="eastAsia"/>
-        </w:rPr>
-        <w:t>진행하겠습니다.</w:t>
-      </w:r>
-      <w:r>
-        <w:rPr>
-          <w:rFonts w:hint="eastAsia"/>
-        </w:rPr>
-        <w:t>(</w:t>
-      </w:r>
-      <w:proofErr w:type="gramEnd"/>
-      <w:r>
-        <w:rPr>
-          <w:rFonts w:hint="eastAsia"/>
-        </w:rPr>
-        <w:t>다음)</w:t>
+        <w:t>발표는 프로젝트 개요부터 보완사항으로 진행하겠습니다.</w:t>
+      </w:r>
+      <w:r>
+        <w:rPr>
+          <w:rFonts w:hint="eastAsia"/>
+        </w:rPr>
+        <w:t>(다음)</w:t>
       </w:r>
     </w:p>
     <w:p/>
@@ -144,21 +130,7 @@
         <w:rPr>
           <w:rFonts w:hint="eastAsia"/>
         </w:rPr>
-        <w:t xml:space="preserve">페이지 간에 정보를 </w:t>
-      </w:r>
-      <w:proofErr w:type="gramStart"/>
-      <w:r>
-        <w:rPr>
-          <w:rFonts w:hint="eastAsia"/>
-        </w:rPr>
-        <w:t>주고 받아</w:t>
-      </w:r>
-      <w:proofErr w:type="gramEnd"/>
-      <w:r>
-        <w:rPr>
-          <w:rFonts w:hint="eastAsia"/>
-        </w:rPr>
-        <w:t xml:space="preserve"> 보았으며, </w:t>
+        <w:t xml:space="preserve">페이지 간에 정보를 주고 받아 보았으며, </w:t>
       </w:r>
       <w:proofErr w:type="spellStart"/>
       <w:r>
@@ -172,21 +144,7 @@
         <w:rPr>
           <w:rFonts w:hint="eastAsia"/>
         </w:rPr>
-        <w:t xml:space="preserve">를 활용해 기초적인 협업 방식을 함께 탐구해 보는 시간을 </w:t>
-      </w:r>
-      <w:proofErr w:type="gramStart"/>
-      <w:r>
-        <w:rPr>
-          <w:rFonts w:hint="eastAsia"/>
-        </w:rPr>
-        <w:t>가졌습니다.(</w:t>
-      </w:r>
-      <w:proofErr w:type="gramEnd"/>
-      <w:r>
-        <w:rPr>
-          <w:rFonts w:hint="eastAsia"/>
-        </w:rPr>
-        <w:t>다음)</w:t>
+        <w:t>를 활용해 기초적인 협업 방식을 함께 탐구해 보는 시간을 가졌습니다.(다음)</w:t>
       </w:r>
     </w:p>
     <w:p>
@@ -268,27 +226,13 @@
         <w:rPr>
           <w:rFonts w:hint="eastAsia"/>
         </w:rPr>
-        <w:t xml:space="preserve"> 작업 사항을 합치기 전 꼼꼼히 검사하여 이러한 충돌을 경계 및 배제하고, 병합이 쉽도록 </w:t>
-      </w:r>
-      <w:proofErr w:type="gramStart"/>
-      <w:r>
-        <w:rPr>
-          <w:rFonts w:hint="eastAsia"/>
-        </w:rPr>
-        <w:t>하였습니다.</w:t>
-      </w:r>
-      <w:r>
-        <w:rPr>
-          <w:rFonts w:hint="eastAsia"/>
-        </w:rPr>
-        <w:t>(</w:t>
-      </w:r>
-      <w:proofErr w:type="gramEnd"/>
-      <w:r>
-        <w:rPr>
-          <w:rFonts w:hint="eastAsia"/>
-        </w:rPr>
-        <w:t>다음)</w:t>
+        <w:t xml:space="preserve"> 작업 사항을 합치기 전 꼼꼼히 검사하여 이러한 충돌을 경계 및 배제하고, 병합이 쉽도록 하였습니다.</w:t>
+      </w:r>
+      <w:r>
+        <w:rPr>
+          <w:rFonts w:hint="eastAsia"/>
+        </w:rPr>
+        <w:t>(다음)</w:t>
       </w:r>
     </w:p>
     <w:p/>
@@ -313,21 +257,7 @@
         <w:rPr>
           <w:rFonts w:hint="eastAsia"/>
         </w:rPr>
-        <w:t xml:space="preserve">설계 목록은(다음) 메인 화면(다음), 신상품 화면(다음), 상품 상세 화면(다음), 장바구니 화면이 </w:t>
-      </w:r>
-      <w:proofErr w:type="gramStart"/>
-      <w:r>
-        <w:rPr>
-          <w:rFonts w:hint="eastAsia"/>
-        </w:rPr>
-        <w:t>있습니다.(</w:t>
-      </w:r>
-      <w:proofErr w:type="gramEnd"/>
-      <w:r>
-        <w:rPr>
-          <w:rFonts w:hint="eastAsia"/>
-        </w:rPr>
-        <w:t>다음)</w:t>
+        <w:t>설계 목록은(다음) 메인 화면(다음), 신상품 화면(다음), 상품 상세 화면(다음), 장바구니 화면이 있습니다.(다음)</w:t>
       </w:r>
     </w:p>
     <w:p>
@@ -351,24 +281,15 @@
         <w:rPr>
           <w:rFonts w:hint="eastAsia"/>
         </w:rPr>
-        <w:t xml:space="preserve">먼저 메인 화면인 index.html의 </w:t>
-      </w:r>
-      <w:proofErr w:type="gramStart"/>
-      <w:r>
-        <w:rPr>
-          <w:rFonts w:hint="eastAsia"/>
-        </w:rPr>
-        <w:t>설계도입니다.(</w:t>
-      </w:r>
-      <w:proofErr w:type="gramEnd"/>
-      <w:r>
-        <w:rPr>
-          <w:rFonts w:hint="eastAsia"/>
-        </w:rPr>
-        <w:t>다음)</w:t>
-      </w:r>
-    </w:p>
-    <w:p>
+        <w:t>먼저 메인 화면인 index.html의 설계도입니다.(다음)</w:t>
+      </w:r>
+    </w:p>
+    <w:p>
+      <w:pPr>
+        <w:rPr>
+          <w:rFonts w:hint="eastAsia"/>
+        </w:rPr>
+      </w:pPr>
       <w:r>
         <w:rPr>
           <w:rFonts w:hint="eastAsia"/>
@@ -376,17 +297,88 @@
         <w:t>첫 번째 구현 기능인 헤더입니다.</w:t>
       </w:r>
     </w:p>
-    <w:p/>
-    <w:p>
-      <w:r>
-        <w:rPr>
-          <w:rFonts w:hint="eastAsia"/>
-        </w:rPr>
-        <w:t>(박세인_넣고 싶은 내용)</w:t>
-      </w:r>
-    </w:p>
-    <w:p/>
-    <w:p>
+    <w:p>
+      <w:r>
+        <w:rPr>
+          <w:rFonts w:hint="eastAsia"/>
+        </w:rPr>
+        <w:t>헤더는</w:t>
+      </w:r>
+      <w:r>
+        <w:t xml:space="preserve"> 크게 로고, 네비게이션</w:t>
+      </w:r>
+      <w:r>
+        <w:rPr>
+          <w:rFonts w:hint="eastAsia"/>
+        </w:rPr>
+        <w:t xml:space="preserve"> 바</w:t>
+      </w:r>
+      <w:r>
+        <w:t xml:space="preserve">, </w:t>
+      </w:r>
+      <w:proofErr w:type="spellStart"/>
+      <w:r>
+        <w:t>검색</w:t>
+      </w:r>
+      <w:r>
+        <w:rPr>
+          <w:rFonts w:hint="eastAsia"/>
+        </w:rPr>
+        <w:t>바</w:t>
+      </w:r>
+      <w:proofErr w:type="spellEnd"/>
+      <w:r>
+        <w:rPr>
+          <w:rFonts w:hint="eastAsia"/>
+        </w:rPr>
+        <w:t>, 아이콘 영역으로</w:t>
+      </w:r>
+      <w:r>
+        <w:t xml:space="preserve"> 구성 되어있습니다. 헤더는 fixed로 설정해, 스크롤해도 항상 상단에 고정되도록 하였습니다. nav 메뉴의 글씨 크기와 사이 간격이 화면 크기에 따라 자연스럽게 변하도록 gap과 font-size에 clamp 함수를 사용해 반응형으로 설정했습니다. 장바구니 아이콘을 누르면 장바구니 </w:t>
+      </w:r>
+      <w:r>
+        <w:rPr>
+          <w:rFonts w:hint="eastAsia"/>
+        </w:rPr>
+        <w:t>페이지</w:t>
+      </w:r>
+      <w:r>
+        <w:t>로 이동합니다.</w:t>
+      </w:r>
+      <w:r>
+        <w:t xml:space="preserve"> </w:t>
+      </w:r>
+      <w:r>
+        <w:t>(다음)</w:t>
+      </w:r>
+    </w:p>
+    <w:p>
+      <w:r>
+        <w:rPr>
+          <w:rFonts w:hint="eastAsia"/>
+        </w:rPr>
+        <w:t>네비게이션</w:t>
+      </w:r>
+      <w:r>
+        <w:t xml:space="preserve"> 메뉴에 마우스를 올리면 올라간 메뉴의 색상이 변하고, 드롭다운 메뉴가 나</w:t>
+      </w:r>
+      <w:r>
+        <w:rPr>
+          <w:rFonts w:hint="eastAsia"/>
+        </w:rPr>
+        <w:t>타납</w:t>
+      </w:r>
+      <w:r>
+        <w:t>니다. 화면의 코드와 같이 드롭다운 메뉴는 opacity와 hidden으로 보이지 않게 해두고, 마우스 hover 시 나타나도록 하였습니다. 드롭다운 메뉴의 항목들도 마우스를 올리면 색상이 변하도록 하였습니다.</w:t>
+      </w:r>
+    </w:p>
+    <w:p/>
+    <w:p>
+      <w:pPr>
+        <w:rPr>
+          <w:rFonts w:hint="eastAsia"/>
+        </w:rPr>
+      </w:pPr>
       <w:r>
         <w:rPr>
           <w:rFonts w:hint="eastAsia"/>
@@ -394,16 +386,121 @@
         <w:t>다음으로 두 번째 구현 기능인 메인 컨텐츠입니다.</w:t>
       </w:r>
     </w:p>
-    <w:p/>
-    <w:p>
-      <w:r>
-        <w:rPr>
-          <w:rFonts w:hint="eastAsia"/>
-        </w:rPr>
-        <w:t>(박세인_넣고 싶은 내용)</w:t>
-      </w:r>
-    </w:p>
-    <w:p/>
+    <w:p>
+      <w:r>
+        <w:rPr>
+          <w:rFonts w:hint="eastAsia"/>
+        </w:rPr>
+        <w:t>메인</w:t>
+      </w:r>
+      <w:r>
+        <w:t xml:space="preserve"> 컨텐츠는 화면 왼쪽에 보이는 사진과 같이 이미지, 제목, 간단한 설명, 바로가기 버튼, 제품이 나오는 구조가 계속 반복됩니다. 제품을 누르면 상품 상세 화면으로 넘어가, 제품의 상세 페이지를 보여줍니다.  </w:t>
+      </w:r>
+    </w:p>
+    <w:p>
+      <w:r>
+        <w:rPr>
+          <w:rFonts w:hint="eastAsia"/>
+        </w:rPr>
+        <w:t>화면의</w:t>
+      </w:r>
+      <w:r>
+        <w:t xml:space="preserve"> 오른쪽 이미지는 여러</w:t>
+      </w:r>
+      <w:r>
+        <w:rPr>
+          <w:rFonts w:hint="eastAsia"/>
+        </w:rPr>
+        <w:t xml:space="preserve"> </w:t>
+      </w:r>
+      <w:r>
+        <w:t>장의 카드를 좌우 버튼을 눌러 가로로 슬라이드 할 수 있도록 구현</w:t>
+      </w:r>
+      <w:r>
+        <w:rPr>
+          <w:rFonts w:hint="eastAsia"/>
+        </w:rPr>
+        <w:t>했습</w:t>
+      </w:r>
+      <w:r>
+        <w:t xml:space="preserve">니다. 좌우 버튼은 슬라이드에 마우스를 올리면 나타납니다. 이 슬라이더는 카드 앞뒤를 </w:t>
+      </w:r>
+      <w:proofErr w:type="spellStart"/>
+      <w:r>
+        <w:t>cloneNode</w:t>
+      </w:r>
+      <w:proofErr w:type="spellEnd"/>
+      <w:r>
+        <w:t xml:space="preserve">로 복제한 뒤, </w:t>
+      </w:r>
+      <w:proofErr w:type="spellStart"/>
+      <w:r>
+        <w:rPr>
+          <w:rFonts w:hint="eastAsia"/>
+        </w:rPr>
+        <w:t>애드이벤트리스너로</w:t>
+      </w:r>
+      <w:proofErr w:type="spellEnd"/>
+      <w:r>
+        <w:rPr>
+          <w:rFonts w:hint="eastAsia"/>
+        </w:rPr>
+        <w:t xml:space="preserve"> </w:t>
+      </w:r>
+      <w:proofErr w:type="spellStart"/>
+      <w:r>
+        <w:t>transitionend</w:t>
+      </w:r>
+      <w:proofErr w:type="spellEnd"/>
+      <w:r>
+        <w:rPr>
+          <w:rFonts w:hint="eastAsia"/>
+        </w:rPr>
+        <w:t>(</w:t>
+      </w:r>
+      <w:proofErr w:type="spellStart"/>
+      <w:r>
+        <w:rPr>
+          <w:rFonts w:hint="eastAsia"/>
+        </w:rPr>
+        <w:t>트랜지션엔드</w:t>
+      </w:r>
+      <w:proofErr w:type="spellEnd"/>
+      <w:r>
+        <w:rPr>
+          <w:rFonts w:hint="eastAsia"/>
+        </w:rPr>
+        <w:t>)</w:t>
+      </w:r>
+      <w:r>
+        <w:t xml:space="preserve"> </w:t>
+      </w:r>
+      <w:r>
+        <w:rPr>
+          <w:rFonts w:hint="eastAsia"/>
+        </w:rPr>
+        <w:t xml:space="preserve">를 사용해 슬라이더가 끝날 시 </w:t>
+      </w:r>
+      <w:r>
+        <w:t xml:space="preserve">인덱스를 재설정하여 무한 반복처럼 보이도록 구현하였습니다. 좌우 버튼을 클릭하면 index값을 증가 또는 감소시키고, </w:t>
+      </w:r>
+      <w:proofErr w:type="spellStart"/>
+      <w:r>
+        <w:t>translateX</w:t>
+      </w:r>
+      <w:proofErr w:type="spellEnd"/>
+      <w:r>
+        <w:t xml:space="preserve">를 사용해 이동시켰습니다. 또한 active 클래스를 통해 가운데 3개의 </w:t>
+      </w:r>
+      <w:proofErr w:type="spellStart"/>
+      <w:r>
+        <w:t>카드들에만</w:t>
+      </w:r>
+      <w:proofErr w:type="spellEnd"/>
+      <w:r>
+        <w:t xml:space="preserve"> 제목이 나오도록 강조했습니다.</w:t>
+      </w:r>
+    </w:p>
     <w:p>
       <w:r>
         <w:rPr>
@@ -426,44 +523,84 @@
         <w:t>.</w:t>
       </w:r>
     </w:p>
-    <w:p/>
-    <w:p>
-      <w:r>
-        <w:rPr>
-          <w:rFonts w:hint="eastAsia"/>
-        </w:rPr>
-        <w:t>(박세인_넣고 싶은 내용)</w:t>
-      </w:r>
-    </w:p>
-    <w:p/>
-    <w:p>
-      <w:r>
-        <w:rPr>
-          <w:rFonts w:hint="eastAsia"/>
-        </w:rPr>
-        <w:t xml:space="preserve">다음으로, 신상품 화면인 product.html의 </w:t>
-      </w:r>
-      <w:proofErr w:type="gramStart"/>
-      <w:r>
-        <w:rPr>
-          <w:rFonts w:hint="eastAsia"/>
-        </w:rPr>
-        <w:t>설계도입니다.(</w:t>
-      </w:r>
-      <w:proofErr w:type="gramEnd"/>
-      <w:r>
-        <w:rPr>
-          <w:rFonts w:hint="eastAsia"/>
-        </w:rPr>
-        <w:t>다음)</w:t>
-      </w:r>
-    </w:p>
-    <w:p>
-      <w:r>
-        <w:rPr>
-          <w:rFonts w:hint="eastAsia"/>
-        </w:rPr>
-        <w:t>첫 번째 구현 기능인 --입니다.</w:t>
+    <w:p>
+      <w:proofErr w:type="spellStart"/>
+      <w:r>
+        <w:rPr>
+          <w:rFonts w:hint="eastAsia"/>
+        </w:rPr>
+        <w:t>푸터에는</w:t>
+      </w:r>
+      <w:proofErr w:type="spellEnd"/>
+      <w:r>
+        <w:t xml:space="preserve"> 언어 선택 기능을 추가하여, 사용자가 언어 영역을 클릭하면 전체 화면을 덮는 </w:t>
+      </w:r>
+      <w:proofErr w:type="spellStart"/>
+      <w:r>
+        <w:t>모달이</w:t>
+      </w:r>
+      <w:proofErr w:type="spellEnd"/>
+      <w:r>
+        <w:t xml:space="preserve"> 나타나도록 구현했습니다. </w:t>
+      </w:r>
+      <w:proofErr w:type="spellStart"/>
+      <w:r>
+        <w:t>모달은</w:t>
+      </w:r>
+      <w:proofErr w:type="spellEnd"/>
+      <w:r>
+        <w:t xml:space="preserve"> </w:t>
+      </w:r>
+      <w:proofErr w:type="spellStart"/>
+      <w:r>
+        <w:t>position:fixed</w:t>
+      </w:r>
+      <w:proofErr w:type="spellEnd"/>
+      <w:r>
+        <w:t xml:space="preserve">를 사용해 화면 전체를 덮도록 구성했고, opacity와 visibility를 활용해 부드럽게 나타나고 사라지도록 처리했습니다. 왼쪽 상단 로고 아이콘을 클릭하면 메인 페이지로 이동하도록 하였고, 오른쪽 상단 X 버튼을 클릭하면 active 클래스를 제거해 </w:t>
+      </w:r>
+      <w:proofErr w:type="spellStart"/>
+      <w:r>
+        <w:t>모달이</w:t>
+      </w:r>
+      <w:proofErr w:type="spellEnd"/>
+      <w:r>
+        <w:t xml:space="preserve"> 닫히도록 구현했습니다.</w:t>
+      </w:r>
+    </w:p>
+    <w:p>
+      <w:pPr>
+        <w:rPr>
+          <w:rFonts w:hint="eastAsia"/>
+        </w:rPr>
+      </w:pPr>
+    </w:p>
+    <w:p>
+      <w:r>
+        <w:rPr>
+          <w:rFonts w:hint="eastAsia"/>
+        </w:rPr>
+        <w:t>다음으로, 신상품 화면인 product.html의 설계도입니다.(다음)</w:t>
+      </w:r>
+    </w:p>
+    <w:p>
+      <w:r>
+        <w:rPr>
+          <w:rFonts w:hint="eastAsia"/>
+        </w:rPr>
+        <w:t xml:space="preserve">첫 번째 구현 기능인 </w:t>
+      </w:r>
+      <w:r>
+        <w:rPr>
+          <w:rFonts w:hint="eastAsia"/>
+        </w:rPr>
+        <w:t>신상품 카테고리 세 가지</w:t>
+      </w:r>
+      <w:r>
+        <w:rPr>
+          <w:rFonts w:hint="eastAsia"/>
+        </w:rPr>
+        <w:t>입니다.</w:t>
       </w:r>
     </w:p>
     <w:p/>
@@ -495,21 +632,305 @@
         <w:rPr>
           <w:rFonts w:hint="eastAsia"/>
         </w:rPr>
-        <w:t xml:space="preserve">다음으로, 상품 상세 화면인 detail.html의 </w:t>
-      </w:r>
-      <w:proofErr w:type="gramStart"/>
-      <w:r>
-        <w:rPr>
-          <w:rFonts w:hint="eastAsia"/>
-        </w:rPr>
-        <w:t>설계도입니다.(</w:t>
-      </w:r>
-      <w:proofErr w:type="gramEnd"/>
-      <w:r>
-        <w:rPr>
-          <w:rFonts w:hint="eastAsia"/>
-        </w:rPr>
-        <w:t>다음)</w:t>
+        <w:t>다음으로, 두 번째 구현 기능인 제목 영역입니다.</w:t>
+      </w:r>
+    </w:p>
+    <w:p/>
+    <w:p>
+      <w:r>
+        <w:rPr>
+          <w:rFonts w:hint="eastAsia"/>
+        </w:rPr>
+        <w:t>(</w:t>
+      </w:r>
+      <w:proofErr w:type="spellStart"/>
+      <w:r>
+        <w:rPr>
+          <w:rFonts w:hint="eastAsia"/>
+        </w:rPr>
+        <w:t>장해든</w:t>
+      </w:r>
+      <w:proofErr w:type="spellEnd"/>
+      <w:r>
+        <w:rPr>
+          <w:rFonts w:hint="eastAsia"/>
+        </w:rPr>
+        <w:t>_넣고 싶은 내용)</w:t>
+      </w:r>
+    </w:p>
+    <w:p/>
+    <w:p>
+      <w:r>
+        <w:rPr>
+          <w:rFonts w:hint="eastAsia"/>
+        </w:rPr>
+        <w:t>다음으로, 네 번째 구현 기능인 필터 버튼 및 정렬 드롭다운 메뉴입니다.</w:t>
+      </w:r>
+    </w:p>
+    <w:p/>
+    <w:p>
+      <w:r>
+        <w:rPr>
+          <w:rFonts w:hint="eastAsia"/>
+        </w:rPr>
+        <w:t>(</w:t>
+      </w:r>
+      <w:proofErr w:type="spellStart"/>
+      <w:r>
+        <w:rPr>
+          <w:rFonts w:hint="eastAsia"/>
+        </w:rPr>
+        <w:t>장해든</w:t>
+      </w:r>
+      <w:proofErr w:type="spellEnd"/>
+      <w:r>
+        <w:rPr>
+          <w:rFonts w:hint="eastAsia"/>
+        </w:rPr>
+        <w:t>_넣고 싶은 내용)</w:t>
+      </w:r>
+    </w:p>
+    <w:p/>
+    <w:p>
+      <w:r>
+        <w:rPr>
+          <w:rFonts w:hint="eastAsia"/>
+        </w:rPr>
+        <w:t>다음으로, 다섯 번째 구현 기능인 필터 패널입니다.</w:t>
+      </w:r>
+    </w:p>
+    <w:p/>
+    <w:p>
+      <w:r>
+        <w:rPr>
+          <w:rFonts w:hint="eastAsia"/>
+        </w:rPr>
+        <w:t>(</w:t>
+      </w:r>
+      <w:proofErr w:type="spellStart"/>
+      <w:r>
+        <w:rPr>
+          <w:rFonts w:hint="eastAsia"/>
+        </w:rPr>
+        <w:t>장해든</w:t>
+      </w:r>
+      <w:proofErr w:type="spellEnd"/>
+      <w:r>
+        <w:rPr>
+          <w:rFonts w:hint="eastAsia"/>
+        </w:rPr>
+        <w:t>_넣고 싶은 내용)</w:t>
+      </w:r>
+    </w:p>
+    <w:p/>
+    <w:p>
+      <w:r>
+        <w:rPr>
+          <w:rFonts w:hint="eastAsia"/>
+        </w:rPr>
+        <w:t>다음으로, 여섯 번째 구현 기능인 정렬 아이콘 버튼입니다.</w:t>
+      </w:r>
+    </w:p>
+    <w:p/>
+    <w:p>
+      <w:r>
+        <w:rPr>
+          <w:rFonts w:hint="eastAsia"/>
+        </w:rPr>
+        <w:t>(</w:t>
+      </w:r>
+      <w:proofErr w:type="spellStart"/>
+      <w:r>
+        <w:rPr>
+          <w:rFonts w:hint="eastAsia"/>
+        </w:rPr>
+        <w:t>장해든</w:t>
+      </w:r>
+      <w:proofErr w:type="spellEnd"/>
+      <w:r>
+        <w:rPr>
+          <w:rFonts w:hint="eastAsia"/>
+        </w:rPr>
+        <w:t>_넣고 싶은 내용)</w:t>
+      </w:r>
+    </w:p>
+    <w:p/>
+    <w:p>
+      <w:r>
+        <w:rPr>
+          <w:rFonts w:hint="eastAsia"/>
+        </w:rPr>
+        <w:t>다음으로, 일곱 번째 구현 기능인 상품 리스트 영역입니다.</w:t>
+      </w:r>
+    </w:p>
+    <w:p/>
+    <w:p>
+      <w:r>
+        <w:rPr>
+          <w:rFonts w:hint="eastAsia"/>
+        </w:rPr>
+        <w:t>(</w:t>
+      </w:r>
+      <w:proofErr w:type="spellStart"/>
+      <w:r>
+        <w:rPr>
+          <w:rFonts w:hint="eastAsia"/>
+        </w:rPr>
+        <w:t>장해든</w:t>
+      </w:r>
+      <w:proofErr w:type="spellEnd"/>
+      <w:r>
+        <w:rPr>
+          <w:rFonts w:hint="eastAsia"/>
+        </w:rPr>
+        <w:t>_넣고 싶은 내용)</w:t>
+      </w:r>
+    </w:p>
+    <w:p/>
+    <w:p>
+      <w:r>
+        <w:rPr>
+          <w:rFonts w:hint="eastAsia"/>
+        </w:rPr>
+        <w:t>다음으로, 여덟 번째 구현 기능인 위시리스트 및 다음 이미지 페이지입니다.</w:t>
+      </w:r>
+    </w:p>
+    <w:p/>
+    <w:p>
+      <w:r>
+        <w:rPr>
+          <w:rFonts w:hint="eastAsia"/>
+        </w:rPr>
+        <w:t>(</w:t>
+      </w:r>
+      <w:proofErr w:type="spellStart"/>
+      <w:r>
+        <w:rPr>
+          <w:rFonts w:hint="eastAsia"/>
+        </w:rPr>
+        <w:t>장해든</w:t>
+      </w:r>
+      <w:proofErr w:type="spellEnd"/>
+      <w:r>
+        <w:rPr>
+          <w:rFonts w:hint="eastAsia"/>
+        </w:rPr>
+        <w:t>_넣고 싶은 내용)</w:t>
+      </w:r>
+    </w:p>
+    <w:p/>
+    <w:p>
+      <w:r>
+        <w:rPr>
+          <w:rFonts w:hint="eastAsia"/>
+        </w:rPr>
+        <w:t xml:space="preserve">다음으로, 아홉 번째 구현 기능인 </w:t>
+      </w:r>
+      <w:proofErr w:type="spellStart"/>
+      <w:r>
+        <w:rPr>
+          <w:rFonts w:hint="eastAsia"/>
+        </w:rPr>
+        <w:t>더보기</w:t>
+      </w:r>
+      <w:proofErr w:type="spellEnd"/>
+      <w:r>
+        <w:rPr>
+          <w:rFonts w:hint="eastAsia"/>
+        </w:rPr>
+        <w:t xml:space="preserve"> 및 모두 표시 버튼입니다.</w:t>
+      </w:r>
+    </w:p>
+    <w:p/>
+    <w:p>
+      <w:r>
+        <w:rPr>
+          <w:rFonts w:hint="eastAsia"/>
+        </w:rPr>
+        <w:t>(</w:t>
+      </w:r>
+      <w:proofErr w:type="spellStart"/>
+      <w:r>
+        <w:rPr>
+          <w:rFonts w:hint="eastAsia"/>
+        </w:rPr>
+        <w:t>장해든</w:t>
+      </w:r>
+      <w:proofErr w:type="spellEnd"/>
+      <w:r>
+        <w:rPr>
+          <w:rFonts w:hint="eastAsia"/>
+        </w:rPr>
+        <w:t>_넣고 싶은 내용)</w:t>
+      </w:r>
+    </w:p>
+    <w:p/>
+    <w:p>
+      <w:r>
+        <w:rPr>
+          <w:rFonts w:hint="eastAsia"/>
+        </w:rPr>
+        <w:t>다음으로, 열 번째 구현 기능인 전체 반응형입니다.</w:t>
+      </w:r>
+    </w:p>
+    <w:p/>
+    <w:p>
+      <w:r>
+        <w:rPr>
+          <w:rFonts w:hint="eastAsia"/>
+        </w:rPr>
+        <w:t>(</w:t>
+      </w:r>
+      <w:proofErr w:type="spellStart"/>
+      <w:r>
+        <w:rPr>
+          <w:rFonts w:hint="eastAsia"/>
+        </w:rPr>
+        <w:t>장해든</w:t>
+      </w:r>
+      <w:proofErr w:type="spellEnd"/>
+      <w:r>
+        <w:rPr>
+          <w:rFonts w:hint="eastAsia"/>
+        </w:rPr>
+        <w:t>_넣고 싶은 내용)</w:t>
+      </w:r>
+    </w:p>
+    <w:p/>
+    <w:p>
+      <w:r>
+        <w:rPr>
+          <w:rFonts w:hint="eastAsia"/>
+        </w:rPr>
+        <w:t>마지막으로, 열한 번째 구현 기능인 상품 상세 페이지와의 연동입니다.</w:t>
+      </w:r>
+    </w:p>
+    <w:p>
+      <w:pPr>
+        <w:rPr>
+          <w:rFonts w:hint="eastAsia"/>
+        </w:rPr>
+      </w:pPr>
+      <w:r>
+        <w:rPr>
+          <w:rFonts w:hint="eastAsia"/>
+        </w:rPr>
+        <w:t>12개 상품 각각을 감싼 a태그에 detail.html을 링크 하는 동시에, 쿼리 스트링 물음표를 사용하여 id값을 함께 전달합니다.</w:t>
+      </w:r>
+    </w:p>
+    <w:p>
+      <w:pPr>
+        <w:rPr>
+          <w:rFonts w:hint="eastAsia"/>
+        </w:rPr>
+      </w:pPr>
+    </w:p>
+    <w:p>
+      <w:r>
+        <w:rPr>
+          <w:rFonts w:hint="eastAsia"/>
+        </w:rPr>
+        <w:t>다음으로, 상품 상세 화면인 detail.html의 설계도입니다.(다음)</w:t>
       </w:r>
     </w:p>
     <w:p>
@@ -534,13 +955,60 @@
         <w:t xml:space="preserve"> 데이터베이스 생성입니다.</w:t>
       </w:r>
     </w:p>
-    <w:p/>
-    <w:p>
-      <w:r>
-        <w:rPr>
-          <w:rFonts w:hint="eastAsia"/>
-        </w:rPr>
-        <w:t>(이현겸_넣고 싶은 내용)</w:t>
+    <w:p>
+      <w:r>
+        <w:t>data.js 파일에 상품 객체 배열을 만들어, 상품들의 아이디와 속성을 정의했습니다.</w:t>
+      </w:r>
+      <w:r>
+        <w:rPr>
+          <w:rFonts w:hint="eastAsia"/>
+        </w:rPr>
+        <w:t xml:space="preserve"> </w:t>
+      </w:r>
+      <w:r>
+        <w:rPr>
+          <w:rFonts w:hint="eastAsia"/>
+        </w:rPr>
+        <w:t>다양한</w:t>
+      </w:r>
+      <w:r>
+        <w:t xml:space="preserve"> 파일에서 아이디만 있다면 해당 상품의 정보를 모두 불러올 수 있습니다.</w:t>
+      </w:r>
+    </w:p>
+    <w:p/>
+    <w:p>
+      <w:r>
+        <w:rPr>
+          <w:rFonts w:hint="eastAsia"/>
+        </w:rPr>
+        <w:t xml:space="preserve">다음으로 두 번째 구현 기능인 상품 정보 </w:t>
+      </w:r>
+      <w:proofErr w:type="spellStart"/>
+      <w:r>
+        <w:rPr>
+          <w:rFonts w:hint="eastAsia"/>
+        </w:rPr>
+        <w:t>불러오기입니다</w:t>
+      </w:r>
+      <w:proofErr w:type="spellEnd"/>
+      <w:r>
+        <w:rPr>
+          <w:rFonts w:hint="eastAsia"/>
+        </w:rPr>
+        <w:t>.</w:t>
+      </w:r>
+    </w:p>
+    <w:p>
+      <w:r>
+        <w:t xml:space="preserve">product.html에서 받은 id로 객체 속성을 받아온 뒤, 원하는 속성을 </w:t>
+      </w:r>
+      <w:proofErr w:type="spellStart"/>
+      <w:r>
+        <w:t>innerHTML</w:t>
+      </w:r>
+      <w:proofErr w:type="spellEnd"/>
+      <w:r>
+        <w:t>을 통해 동적으로 변경하도록 하였습니다.</w:t>
       </w:r>
     </w:p>
     <w:p/>
@@ -550,14 +1018,14 @@
           <w:rFonts w:hint="eastAsia"/>
         </w:rPr>
         <w:lastRenderedPageBreak/>
-        <w:t xml:space="preserve">다음으로 두 번째 구현 기능인 상품 정보 </w:t>
-      </w:r>
-      <w:proofErr w:type="spellStart"/>
-      <w:r>
-        <w:rPr>
-          <w:rFonts w:hint="eastAsia"/>
-        </w:rPr>
-        <w:t>불러오기입니다</w:t>
+        <w:t xml:space="preserve">다음으로 세 번째 구현 기능인 다른 상품 </w:t>
+      </w:r>
+      <w:proofErr w:type="spellStart"/>
+      <w:r>
+        <w:rPr>
+          <w:rFonts w:hint="eastAsia"/>
+        </w:rPr>
+        <w:t>보여주기입니다</w:t>
       </w:r>
       <w:proofErr w:type="spellEnd"/>
       <w:r>
@@ -567,29 +1035,156 @@
         <w:t>.</w:t>
       </w:r>
     </w:p>
-    <w:p/>
-    <w:p>
-      <w:r>
-        <w:rPr>
-          <w:rFonts w:hint="eastAsia"/>
-        </w:rPr>
-        <w:t>(이현겸_넣고 싶은 내용)</w:t>
-      </w:r>
-    </w:p>
-    <w:p/>
-    <w:p>
-      <w:r>
-        <w:rPr>
-          <w:rFonts w:hint="eastAsia"/>
-        </w:rPr>
-        <w:t xml:space="preserve">다음으로 세 번째 구현 기능인 다른 상품 </w:t>
-      </w:r>
-      <w:proofErr w:type="spellStart"/>
-      <w:r>
-        <w:rPr>
-          <w:rFonts w:hint="eastAsia"/>
-        </w:rPr>
-        <w:t>보여주기입니다</w:t>
+    <w:p>
+      <w:r>
+        <w:t xml:space="preserve">다른 상품들을 보여주는 슬라이더는 </w:t>
+      </w:r>
+      <w:proofErr w:type="spellStart"/>
+      <w:r>
+        <w:t>스와이퍼를</w:t>
+      </w:r>
+      <w:proofErr w:type="spellEnd"/>
+      <w:r>
+        <w:t xml:space="preserve"> 사용하였으며, </w:t>
+      </w:r>
+      <w:proofErr w:type="spellStart"/>
+      <w:r>
+        <w:t>display:flex</w:t>
+      </w:r>
+      <w:proofErr w:type="spellEnd"/>
+      <w:r>
+        <w:t>를 활용해 상품들이 좌우로 정렬되게 하였습니다.</w:t>
+      </w:r>
+    </w:p>
+    <w:p/>
+    <w:p>
+      <w:r>
+        <w:rPr>
+          <w:rFonts w:hint="eastAsia"/>
+        </w:rPr>
+        <w:t>다음으로 네 번째 구현 기능인 사이즈 선택 박스입니다.</w:t>
+      </w:r>
+    </w:p>
+    <w:p>
+      <w:r>
+        <w:t xml:space="preserve">해당 상품의 category 속성이 </w:t>
+      </w:r>
+      <w:proofErr w:type="spellStart"/>
+      <w:r>
+        <w:t>의류냐</w:t>
+      </w:r>
+      <w:proofErr w:type="spellEnd"/>
+      <w:r>
+        <w:t xml:space="preserve">, 신발이냐, </w:t>
+      </w:r>
+      <w:proofErr w:type="spellStart"/>
+      <w:r>
+        <w:t>용품이냐에</w:t>
+      </w:r>
+      <w:proofErr w:type="spellEnd"/>
+      <w:r>
+        <w:t xml:space="preserve"> 따라 사이즈 박스가 적절하게 표시되도록 하였습니다.</w:t>
+      </w:r>
+    </w:p>
+    <w:p/>
+    <w:p>
+      <w:r>
+        <w:rPr>
+          <w:rFonts w:hint="eastAsia"/>
+        </w:rPr>
+        <w:t>다음으로 다섯 번째 구현 기능인 장바구니에 추가입니다.</w:t>
+      </w:r>
+    </w:p>
+    <w:p>
+      <w:r>
+        <w:t xml:space="preserve">장바구니 추가 버튼을 누르면 해당 상품 객체의 id, 사이즈, 수량 정보를 받아 </w:t>
+      </w:r>
+      <w:proofErr w:type="spellStart"/>
+      <w:r>
+        <w:t>로컬스토리지에</w:t>
+      </w:r>
+      <w:proofErr w:type="spellEnd"/>
+      <w:r>
+        <w:t xml:space="preserve"> 저장하여, cart.html에서 불러올 수 있게 합니다.</w:t>
+      </w:r>
+    </w:p>
+    <w:p/>
+    <w:p>
+      <w:r>
+        <w:rPr>
+          <w:rFonts w:hint="eastAsia"/>
+        </w:rPr>
+        <w:t xml:space="preserve">다음으로 여섯 번째 구현 기능인 </w:t>
+      </w:r>
+      <w:proofErr w:type="spellStart"/>
+      <w:r>
+        <w:rPr>
+          <w:rFonts w:hint="eastAsia"/>
+        </w:rPr>
+        <w:t>상품평</w:t>
+      </w:r>
+      <w:proofErr w:type="spellEnd"/>
+      <w:r>
+        <w:rPr>
+          <w:rFonts w:hint="eastAsia"/>
+        </w:rPr>
+        <w:t xml:space="preserve"> 팝업창입니다.</w:t>
+      </w:r>
+    </w:p>
+    <w:p>
+      <w:proofErr w:type="spellStart"/>
+      <w:r>
+        <w:t>푸터</w:t>
+      </w:r>
+      <w:proofErr w:type="spellEnd"/>
+      <w:r>
+        <w:t xml:space="preserve"> 바로 위의 별이나 리뷰 등록 버튼을 클릭하면 </w:t>
+      </w:r>
+      <w:proofErr w:type="spellStart"/>
+      <w:r>
+        <w:t>상품평</w:t>
+      </w:r>
+      <w:proofErr w:type="spellEnd"/>
+      <w:r>
+        <w:t xml:space="preserve"> 영역의 스타일을 </w:t>
+      </w:r>
+      <w:proofErr w:type="spellStart"/>
+      <w:r>
+        <w:t>display:block</w:t>
+      </w:r>
+      <w:proofErr w:type="spellEnd"/>
+      <w:r>
+        <w:t>으로 전환 하는 active 클래스를 추가하여 팝업창을 구현하였습니다.</w:t>
+      </w:r>
+    </w:p>
+    <w:p/>
+    <w:p>
+      <w:r>
+        <w:rPr>
+          <w:rFonts w:hint="eastAsia"/>
+        </w:rPr>
+        <w:t xml:space="preserve">다음으로 일곱 번째 구현 기능인 </w:t>
+      </w:r>
+      <w:proofErr w:type="spellStart"/>
+      <w:r>
+        <w:rPr>
+          <w:rFonts w:hint="eastAsia"/>
+        </w:rPr>
+        <w:t>별점</w:t>
+      </w:r>
+      <w:proofErr w:type="spellEnd"/>
+      <w:r>
+        <w:rPr>
+          <w:rFonts w:hint="eastAsia"/>
+        </w:rPr>
+        <w:t xml:space="preserve"> </w:t>
+      </w:r>
+      <w:proofErr w:type="spellStart"/>
+      <w:r>
+        <w:rPr>
+          <w:rFonts w:hint="eastAsia"/>
+        </w:rPr>
+        <w:t>고정하기입니다</w:t>
       </w:r>
       <w:proofErr w:type="spellEnd"/>
       <w:r>
@@ -599,259 +1194,146 @@
         <w:t>.</w:t>
       </w:r>
     </w:p>
-    <w:p/>
-    <w:p>
-      <w:r>
-        <w:rPr>
-          <w:rFonts w:hint="eastAsia"/>
-        </w:rPr>
-        <w:t>(이현겸_넣고 싶은 내용)</w:t>
-      </w:r>
-    </w:p>
-    <w:p/>
-    <w:p>
-      <w:r>
-        <w:rPr>
-          <w:rFonts w:hint="eastAsia"/>
-        </w:rPr>
-        <w:t>다음으로 네 번째 구현 기능인 사이즈 선택 박스입니다.</w:t>
-      </w:r>
-    </w:p>
-    <w:p/>
-    <w:p>
-      <w:r>
-        <w:rPr>
-          <w:rFonts w:hint="eastAsia"/>
-        </w:rPr>
-        <w:t>(이현겸_넣고 싶은 내용)</w:t>
-      </w:r>
-    </w:p>
-    <w:p/>
-    <w:p>
-      <w:r>
-        <w:rPr>
-          <w:rFonts w:hint="eastAsia"/>
-        </w:rPr>
-        <w:t>다음으로 다섯 번째 구현 기능인 장바구니에 추가입니다.</w:t>
-      </w:r>
-    </w:p>
-    <w:p/>
-    <w:p>
-      <w:r>
-        <w:rPr>
-          <w:rFonts w:hint="eastAsia"/>
-        </w:rPr>
-        <w:t>(이현겸_넣고 싶은 내용)</w:t>
-      </w:r>
-    </w:p>
-    <w:p/>
-    <w:p>
-      <w:r>
-        <w:rPr>
-          <w:rFonts w:hint="eastAsia"/>
-        </w:rPr>
-        <w:t xml:space="preserve">다음으로 여섯 번째 구현 기능인 </w:t>
-      </w:r>
-      <w:proofErr w:type="spellStart"/>
-      <w:r>
-        <w:rPr>
-          <w:rFonts w:hint="eastAsia"/>
-        </w:rPr>
+    <w:p>
+      <w:r>
+        <w:t xml:space="preserve">원하는 </w:t>
+      </w:r>
+      <w:proofErr w:type="spellStart"/>
+      <w:r>
+        <w:t>별점을</w:t>
+      </w:r>
+      <w:proofErr w:type="spellEnd"/>
+      <w:r>
+        <w:t xml:space="preserve"> 클릭하면 해당 번째 별의 인덱스만큼, 별이 채워지게 하는 클래스를 반복문으로 추가하여 </w:t>
+      </w:r>
+      <w:proofErr w:type="spellStart"/>
+      <w:r>
+        <w:t>별점을</w:t>
+      </w:r>
+      <w:proofErr w:type="spellEnd"/>
+      <w:r>
+        <w:t xml:space="preserve"> 고정합니다.</w:t>
+      </w:r>
+    </w:p>
+    <w:p/>
+    <w:p>
+      <w:r>
+        <w:rPr>
+          <w:rFonts w:hint="eastAsia"/>
+        </w:rPr>
+        <w:t>마지막으로, 여덟 번째 구현 기능인 유효성 검사입니다.</w:t>
+      </w:r>
+    </w:p>
+    <w:p>
+      <w:r>
+        <w:t xml:space="preserve">프론트 시험에서 로그인 페이지 만들 때와 같은 로직입니다. 내용과 제목이 모두 입력되고 등록 버튼을 누르면 </w:t>
+      </w:r>
+      <w:proofErr w:type="spellStart"/>
+      <w:r>
         <w:t>상품평</w:t>
       </w:r>
       <w:proofErr w:type="spellEnd"/>
       <w:r>
-        <w:rPr>
-          <w:rFonts w:hint="eastAsia"/>
-        </w:rPr>
-        <w:t xml:space="preserve"> 팝업창입니다.</w:t>
-      </w:r>
-    </w:p>
-    <w:p/>
-    <w:p>
-      <w:r>
-        <w:rPr>
-          <w:rFonts w:hint="eastAsia"/>
-        </w:rPr>
-        <w:t>(이현겸_넣고 싶은 내용)</w:t>
-      </w:r>
-    </w:p>
-    <w:p/>
-    <w:p>
-      <w:r>
-        <w:rPr>
-          <w:rFonts w:hint="eastAsia"/>
-        </w:rPr>
-        <w:t xml:space="preserve">다음으로 일곱 번째 구현 기능인 </w:t>
-      </w:r>
-      <w:proofErr w:type="spellStart"/>
-      <w:r>
-        <w:rPr>
-          <w:rFonts w:hint="eastAsia"/>
-        </w:rPr>
-        <w:t>별점</w:t>
-      </w:r>
-      <w:proofErr w:type="spellEnd"/>
+        <w:t xml:space="preserve"> 팝업을 닫습니다.</w:t>
+      </w:r>
+    </w:p>
+    <w:p/>
+    <w:p>
+      <w:r>
+        <w:rPr>
+          <w:rFonts w:hint="eastAsia"/>
+        </w:rPr>
+        <w:t>다음으로, 장바구니 화면인 cart.html의 설계도입니다.(다음)</w:t>
+      </w:r>
+    </w:p>
+    <w:p>
+      <w:r>
+        <w:rPr>
+          <w:rFonts w:hint="eastAsia"/>
+        </w:rPr>
+        <w:t xml:space="preserve">먼저, 첫 번째 구현 기능인 상품 정보 </w:t>
+      </w:r>
+      <w:proofErr w:type="spellStart"/>
+      <w:r>
+        <w:rPr>
+          <w:rFonts w:hint="eastAsia"/>
+        </w:rPr>
+        <w:t>가져오기입니다</w:t>
+      </w:r>
+      <w:proofErr w:type="spellEnd"/>
+      <w:r>
+        <w:rPr>
+          <w:rFonts w:hint="eastAsia"/>
+        </w:rPr>
+        <w:t>.</w:t>
+      </w:r>
+    </w:p>
+    <w:p>
+      <w:proofErr w:type="spellStart"/>
+      <w:r>
+        <w:rPr>
+          <w:rFonts w:hint="eastAsia"/>
+        </w:rPr>
+        <w:t>로컬스트리지는</w:t>
+      </w:r>
+      <w:proofErr w:type="spellEnd"/>
+      <w:r>
+        <w:t xml:space="preserve"> 데이터를 문자열로만 저장하기 때문에 자바스크립트 배열로 전환해주는 </w:t>
+      </w:r>
+      <w:r>
+        <w:lastRenderedPageBreak/>
+        <w:t>JSON을 사용했습니다. 저장소에 저장된 ID를 바탕으로 data.js에서 정보를 불러옵니다. 데이터 오류를 방지하기 위해 filter를 사용하여 product에 있는 상품만을 가져옵니다.</w:t>
+      </w:r>
+    </w:p>
+    <w:p/>
+    <w:p>
+      <w:r>
+        <w:rPr>
+          <w:rFonts w:hint="eastAsia"/>
+        </w:rPr>
+        <w:t xml:space="preserve">다음으로, 두 번째 구현 기능인 수량 </w:t>
+      </w:r>
+      <w:proofErr w:type="spellStart"/>
+      <w:r>
+        <w:rPr>
+          <w:rFonts w:hint="eastAsia"/>
+        </w:rPr>
+        <w:t>변경하기입니다</w:t>
+      </w:r>
+      <w:proofErr w:type="spellEnd"/>
+      <w:r>
+        <w:rPr>
+          <w:rFonts w:hint="eastAsia"/>
+        </w:rPr>
+        <w:t>.</w:t>
+      </w:r>
+    </w:p>
+    <w:p>
+      <w:r>
+        <w:rPr>
+          <w:rFonts w:hint="eastAsia"/>
+        </w:rPr>
+        <w:t>수량을</w:t>
+      </w:r>
+      <w:r>
+        <w:t xml:space="preserve"> 변경하면 </w:t>
+      </w:r>
+      <w:proofErr w:type="spellStart"/>
+      <w:r>
+        <w:t>uupdateStorage</w:t>
+      </w:r>
+      <w:proofErr w:type="spellEnd"/>
+      <w:r>
+        <w:t>() 함수를 통해 변경된 내용을 동기화 시킵니다.</w:t>
+      </w:r>
       <w:r>
         <w:rPr>
           <w:rFonts w:hint="eastAsia"/>
         </w:rPr>
         <w:t xml:space="preserve"> </w:t>
       </w:r>
-      <w:proofErr w:type="spellStart"/>
-      <w:r>
-        <w:rPr>
-          <w:rFonts w:hint="eastAsia"/>
-        </w:rPr>
-        <w:t>고정하기입니다</w:t>
-      </w:r>
-      <w:proofErr w:type="spellEnd"/>
-      <w:r>
-        <w:rPr>
-          <w:rFonts w:hint="eastAsia"/>
-        </w:rPr>
-        <w:t>.</w:t>
-      </w:r>
-    </w:p>
-    <w:p/>
-    <w:p>
-      <w:r>
-        <w:rPr>
-          <w:rFonts w:hint="eastAsia"/>
-        </w:rPr>
-        <w:t>(이현겸_넣고 싶은 내용)</w:t>
-      </w:r>
-    </w:p>
-    <w:p/>
-    <w:p>
-      <w:r>
-        <w:rPr>
-          <w:rFonts w:hint="eastAsia"/>
-        </w:rPr>
-        <w:t>마지막으로, 여덟 번째 구현 기능인 유효성 검사입니다.</w:t>
-      </w:r>
-    </w:p>
-    <w:p/>
-    <w:p>
-      <w:r>
-        <w:rPr>
-          <w:rFonts w:hint="eastAsia"/>
-        </w:rPr>
-        <w:t>(이현겸_넣고 싶은 내용)</w:t>
-      </w:r>
-    </w:p>
-    <w:p/>
-    <w:p>
-      <w:r>
-        <w:rPr>
-          <w:rFonts w:hint="eastAsia"/>
-        </w:rPr>
-        <w:t xml:space="preserve">다음으로, 장바구니 화면인 cart.html의 </w:t>
-      </w:r>
-      <w:proofErr w:type="gramStart"/>
-      <w:r>
-        <w:rPr>
-          <w:rFonts w:hint="eastAsia"/>
-        </w:rPr>
-        <w:t>설계도입니다.(</w:t>
-      </w:r>
-      <w:proofErr w:type="gramEnd"/>
-      <w:r>
-        <w:rPr>
-          <w:rFonts w:hint="eastAsia"/>
-        </w:rPr>
-        <w:t>다음)</w:t>
-      </w:r>
-    </w:p>
-    <w:p>
-      <w:r>
-        <w:rPr>
-          <w:rFonts w:hint="eastAsia"/>
-        </w:rPr>
-        <w:t xml:space="preserve">먼저, 첫 번째 구현 기능인 상품 정보 </w:t>
-      </w:r>
-      <w:proofErr w:type="spellStart"/>
-      <w:r>
-        <w:rPr>
-          <w:rFonts w:hint="eastAsia"/>
-        </w:rPr>
-        <w:t>가져오기입니다</w:t>
-      </w:r>
-      <w:proofErr w:type="spellEnd"/>
-      <w:r>
-        <w:rPr>
-          <w:rFonts w:hint="eastAsia"/>
-        </w:rPr>
-        <w:t>.</w:t>
-      </w:r>
-    </w:p>
-    <w:p/>
-    <w:p>
-      <w:r>
-        <w:rPr>
-          <w:rFonts w:hint="eastAsia"/>
-        </w:rPr>
-        <w:t>(</w:t>
-      </w:r>
-      <w:proofErr w:type="spellStart"/>
-      <w:r>
-        <w:rPr>
-          <w:rFonts w:hint="eastAsia"/>
-        </w:rPr>
-        <w:t>송주창</w:t>
-      </w:r>
-      <w:proofErr w:type="spellEnd"/>
-      <w:r>
-        <w:rPr>
-          <w:rFonts w:hint="eastAsia"/>
-        </w:rPr>
-        <w:t>_넣고 싶은 내용)</w:t>
-      </w:r>
-    </w:p>
-    <w:p/>
-    <w:p>
-      <w:r>
-        <w:rPr>
-          <w:rFonts w:hint="eastAsia"/>
-        </w:rPr>
-        <w:t xml:space="preserve">다음으로, 두 번째 구현 기능인 수량 </w:t>
-      </w:r>
-      <w:proofErr w:type="spellStart"/>
-      <w:r>
-        <w:rPr>
-          <w:rFonts w:hint="eastAsia"/>
-        </w:rPr>
-        <w:t>변경하기입니다</w:t>
-      </w:r>
-      <w:proofErr w:type="spellEnd"/>
-      <w:r>
-        <w:rPr>
-          <w:rFonts w:hint="eastAsia"/>
-        </w:rPr>
-        <w:t>.</w:t>
-      </w:r>
-    </w:p>
-    <w:p/>
-    <w:p>
-      <w:r>
-        <w:rPr>
-          <w:rFonts w:hint="eastAsia"/>
-        </w:rPr>
-        <w:t>(</w:t>
-      </w:r>
-      <w:proofErr w:type="spellStart"/>
-      <w:r>
-        <w:rPr>
-          <w:rFonts w:hint="eastAsia"/>
-        </w:rPr>
-        <w:t>송주창</w:t>
-      </w:r>
-      <w:proofErr w:type="spellEnd"/>
-      <w:r>
-        <w:rPr>
-          <w:rFonts w:hint="eastAsia"/>
-        </w:rPr>
-        <w:t>_넣고 싶은 내용)</w:t>
+      <w:r>
+        <w:t>그에 맞춰 가격을 다시 계산해주고, 총 금액을 calc()함수를 이용하여 출력시킵니다.</w:t>
       </w:r>
     </w:p>
     <w:p/>
@@ -863,27 +1345,22 @@
         <w:t>다음으로, 세 번째 구현 기능인 전체 삭제입니다.</w:t>
       </w:r>
     </w:p>
-    <w:p/>
-    <w:p>
-      <w:r>
-        <w:rPr>
-          <w:rFonts w:hint="eastAsia"/>
-        </w:rPr>
-        <w:t>(</w:t>
-      </w:r>
-      <w:proofErr w:type="spellStart"/>
-      <w:r>
-        <w:rPr>
-          <w:rFonts w:hint="eastAsia"/>
-        </w:rPr>
-        <w:t>송주창</w:t>
-      </w:r>
-      <w:proofErr w:type="spellEnd"/>
-      <w:r>
-        <w:rPr>
-          <w:rFonts w:hint="eastAsia"/>
-        </w:rPr>
-        <w:t>_넣고 싶은 내용)</w:t>
+    <w:p>
+      <w:proofErr w:type="spellStart"/>
+      <w:r>
+        <w:t>removeItem</w:t>
+      </w:r>
+      <w:proofErr w:type="spellEnd"/>
+      <w:r>
+        <w:t xml:space="preserve">을 통해 저장되어 있는 데이터를 전부 제거합니다. 다시 장바구니 화면을 나타내기 위한 </w:t>
+      </w:r>
+      <w:proofErr w:type="spellStart"/>
+      <w:r>
+        <w:t>renderCart</w:t>
+      </w:r>
+      <w:proofErr w:type="spellEnd"/>
+      <w:r>
+        <w:t>함수와 금액을 변경하기 위한 calc 함수를 다시 실행합니다.</w:t>
       </w:r>
     </w:p>
     <w:p/>
@@ -895,27 +1372,22 @@
         <w:t>다음으로, 네 번째 구현 기능인 선택 삭제입니다.</w:t>
       </w:r>
     </w:p>
-    <w:p/>
-    <w:p>
-      <w:r>
-        <w:rPr>
-          <w:rFonts w:hint="eastAsia"/>
-        </w:rPr>
-        <w:t>(</w:t>
-      </w:r>
-      <w:proofErr w:type="spellStart"/>
-      <w:r>
-        <w:rPr>
-          <w:rFonts w:hint="eastAsia"/>
-        </w:rPr>
-        <w:t>송주창</w:t>
-      </w:r>
-      <w:proofErr w:type="spellEnd"/>
-      <w:r>
-        <w:rPr>
-          <w:rFonts w:hint="eastAsia"/>
-        </w:rPr>
-        <w:t>_넣고 싶은 내용)</w:t>
+    <w:p>
+      <w:proofErr w:type="spellStart"/>
+      <w:r>
+        <w:t>querySelectorAll</w:t>
+      </w:r>
+      <w:proofErr w:type="spellEnd"/>
+      <w:r>
+        <w:t xml:space="preserve">을 통해 체크되어 있는 박스를 수집하고, 체크박스가 선택되어 있지 않은 배열만 스토리지에 저장하고, </w:t>
+      </w:r>
+      <w:proofErr w:type="spellStart"/>
+      <w:r>
+        <w:t>renderCart</w:t>
+      </w:r>
+      <w:proofErr w:type="spellEnd"/>
+      <w:r>
+        <w:t>함수로 장바구니에 나머지 상품들을 출력하게 됩니다.</w:t>
       </w:r>
     </w:p>
     <w:p/>
@@ -941,123 +1413,129 @@
         <w:t xml:space="preserve"> 숨기기입니다.</w:t>
       </w:r>
     </w:p>
-    <w:p/>
-    <w:p>
-      <w:r>
-        <w:rPr>
-          <w:rFonts w:hint="eastAsia"/>
-        </w:rPr>
-        <w:t>(</w:t>
-      </w:r>
-      <w:proofErr w:type="spellStart"/>
-      <w:r>
-        <w:rPr>
-          <w:rFonts w:hint="eastAsia"/>
-        </w:rPr>
-        <w:t>송주창</w:t>
-      </w:r>
-      <w:proofErr w:type="spellEnd"/>
-      <w:r>
-        <w:rPr>
-          <w:rFonts w:hint="eastAsia"/>
-        </w:rPr>
-        <w:t>_넣고 싶은 내용)</w:t>
-      </w:r>
-    </w:p>
-    <w:p/>
-    <w:p>
-      <w:r>
-        <w:rPr>
-          <w:rFonts w:hint="eastAsia"/>
-        </w:rPr>
-        <w:t>다음으로, 여섯 번째 구현 기능인 총 상품 및 결제 금액 계산입니다.</w:t>
-      </w:r>
-    </w:p>
-    <w:p/>
-    <w:p>
-      <w:r>
-        <w:rPr>
-          <w:rFonts w:hint="eastAsia"/>
-        </w:rPr>
-        <w:t>(</w:t>
-      </w:r>
-      <w:proofErr w:type="spellStart"/>
-      <w:r>
-        <w:rPr>
-          <w:rFonts w:hint="eastAsia"/>
-        </w:rPr>
-        <w:t>송주창</w:t>
-      </w:r>
-      <w:proofErr w:type="spellEnd"/>
-      <w:r>
-        <w:rPr>
-          <w:rFonts w:hint="eastAsia"/>
-        </w:rPr>
-        <w:t>_넣고 싶은 내용)</w:t>
-      </w:r>
-    </w:p>
-    <w:p/>
-    <w:p>
-      <w:r>
-        <w:rPr>
-          <w:rFonts w:hint="eastAsia"/>
-        </w:rPr>
-        <w:t>다음으로, 일곱 번째 구현 기능인 배송비 계산입니다.</w:t>
-      </w:r>
-    </w:p>
-    <w:p/>
-    <w:p>
-      <w:r>
-        <w:rPr>
-          <w:rFonts w:hint="eastAsia"/>
-        </w:rPr>
-        <w:t>(</w:t>
-      </w:r>
-      <w:proofErr w:type="spellStart"/>
-      <w:r>
-        <w:rPr>
-          <w:rFonts w:hint="eastAsia"/>
-        </w:rPr>
-        <w:t>송주창</w:t>
-      </w:r>
-      <w:proofErr w:type="spellEnd"/>
-      <w:r>
-        <w:rPr>
-          <w:rFonts w:hint="eastAsia"/>
-        </w:rPr>
-        <w:t>_넣고 싶은 내용)</w:t>
-      </w:r>
-    </w:p>
-    <w:p/>
-    <w:p>
-      <w:r>
-        <w:rPr>
-          <w:rFonts w:hint="eastAsia"/>
-        </w:rPr>
+    <w:p>
+      <w:r>
+        <w:rPr>
+          <w:rFonts w:hint="eastAsia"/>
+        </w:rPr>
+        <w:t>화살표에</w:t>
+      </w:r>
+      <w:r>
+        <w:t xml:space="preserve"> 클릭 이벤트를 추가하여 화살표를 누르면 일부 내용이 보여지지 않게 되고, 화살표가 180도 회전하여 위 -&gt; 아래 방향으로 바뀌게 됩니다.</w:t>
+      </w:r>
+    </w:p>
+    <w:p/>
+    <w:p>
+      <w:r>
+        <w:rPr>
+          <w:rFonts w:hint="eastAsia"/>
+        </w:rPr>
+        <w:t>다음으로, 여섯</w:t>
+      </w:r>
+      <w:r>
+        <w:rPr>
+          <w:rFonts w:hint="eastAsia"/>
+        </w:rPr>
+        <w:t>, 일곱</w:t>
+      </w:r>
+      <w:r>
+        <w:rPr>
+          <w:rFonts w:hint="eastAsia"/>
+        </w:rPr>
+        <w:t>번째 구현 기능인 총 상품 및 결제 금액 계산</w:t>
+      </w:r>
+      <w:r>
+        <w:rPr>
+          <w:rFonts w:hint="eastAsia"/>
+        </w:rPr>
+        <w:t>과 배송비 계산</w:t>
+      </w:r>
+      <w:r>
+        <w:rPr>
+          <w:rFonts w:hint="eastAsia"/>
+        </w:rPr>
+        <w:t>입니다.</w:t>
+      </w:r>
+    </w:p>
+    <w:p>
+      <w:r>
+        <w:t>먼저 총 상품금액은 할인금액과 배송비가 적용되지 않은 순수 상품들의 총합입니다. reduce를 통해 배열 내 값을 계산하여 출력하게 됩니다.</w:t>
+      </w:r>
+    </w:p>
+    <w:p>
+      <w:pPr>
+        <w:rPr>
+          <w:rFonts w:hint="eastAsia"/>
+        </w:rPr>
+      </w:pPr>
+      <w:r>
+        <w:t>할인금액은 상품이 없을 때를 제외하고는 2천원으로 설정하였습니다.</w:t>
+      </w:r>
+      <w:r>
+        <w:rPr>
+          <w:rFonts w:hint="eastAsia"/>
+        </w:rPr>
+        <w:t>(다음)</w:t>
+      </w:r>
+    </w:p>
+    <w:p>
+      <w:r>
+        <w:rPr>
+          <w:rFonts w:hint="eastAsia"/>
+        </w:rPr>
+        <w:t>배송비는</w:t>
+      </w:r>
+      <w:r>
+        <w:t xml:space="preserve"> 총 상품금액이 10만원 이상이거나 상품이 아예 없으면 0원, 아니면 3천원으로 하였습니다.</w:t>
+      </w:r>
+    </w:p>
+    <w:p>
+      <w:r>
+        <w:t>총 결제금액에는 (총 상품금액 + 배송비 - 총 할인금액)의 값이 들어가게 됩니다.</w:t>
+      </w:r>
+    </w:p>
+    <w:p/>
+    <w:p>
+      <w:r>
+        <w:rPr>
+          <w:rFonts w:hint="eastAsia"/>
+        </w:rPr>
+        <w:lastRenderedPageBreak/>
         <w:t>마지막으로, 여덟 번째 구현 기능인 다른 상품 슬라이더입니다.</w:t>
       </w:r>
     </w:p>
-    <w:p/>
-    <w:p>
-      <w:r>
-        <w:rPr>
-          <w:rFonts w:hint="eastAsia"/>
-        </w:rPr>
-        <w:t>(</w:t>
-      </w:r>
-      <w:proofErr w:type="spellStart"/>
-      <w:r>
-        <w:rPr>
-          <w:rFonts w:hint="eastAsia"/>
-        </w:rPr>
-        <w:t>송주창</w:t>
-      </w:r>
-      <w:proofErr w:type="spellEnd"/>
-      <w:r>
-        <w:rPr>
-          <w:rFonts w:hint="eastAsia"/>
-        </w:rPr>
-        <w:t>_넣고 싶은 내용)</w:t>
+    <w:p>
+      <w:r>
+        <w:rPr>
+          <w:rFonts w:hint="eastAsia"/>
+        </w:rPr>
+        <w:t>화면에서는</w:t>
+      </w:r>
+      <w:r>
+        <w:t xml:space="preserve"> 5개의 상품이 보여지게 하고(</w:t>
+      </w:r>
+      <w:proofErr w:type="spellStart"/>
+      <w:r>
+        <w:t>itemshow</w:t>
+      </w:r>
+      <w:proofErr w:type="spellEnd"/>
+      <w:r>
+        <w:t xml:space="preserve"> = 5), 버튼을 누르면 20%씩 이동합니다. </w:t>
+      </w:r>
+    </w:p>
+    <w:p>
+      <w:proofErr w:type="spellStart"/>
+      <w:r>
+        <w:t>prev</w:t>
+      </w:r>
+      <w:proofErr w:type="spellEnd"/>
+      <w:r>
+        <w:t>에서 인덱스가 0보다 작아지면 index가 3이 되어서 오른쪽으로 60% 이동 즉, 3칸을 이동하게 됩니다.</w:t>
+      </w:r>
+    </w:p>
+    <w:p>
+      <w:r>
+        <w:t>next에서는 인덱스가 4이상이 되면 index를 0으로 초기화하고 왼쪽 끝 즉, 처음 보여졌던 5개의 이미지가 보여지게 됩니다.</w:t>
       </w:r>
     </w:p>
     <w:p/>
@@ -1077,7 +1555,266 @@
         <w:t>주요 기능 설명 마치고 시연 진행하겠습니다.</w:t>
       </w:r>
     </w:p>
-    <w:p/>
+    <w:p>
+      <w:r>
+        <w:rPr>
+          <w:rFonts w:hint="eastAsia"/>
+        </w:rPr>
+        <w:t>먼저 메인 화면입니다. 상단에서부터 아래로 훑어본 후, 하단의 슬라이더를 보시겠습니다. (천천히 스크롤 내리고 슬라이더 천천히 넘기기) 보시는 것처럼 카드가 무한반복 되는 것을 확인할 수 있습니다.</w:t>
+      </w:r>
+    </w:p>
+    <w:p>
+      <w:r>
+        <w:rPr>
+          <w:rFonts w:hint="eastAsia"/>
+        </w:rPr>
+        <w:t xml:space="preserve">그 밑엔 </w:t>
+      </w:r>
+      <w:proofErr w:type="spellStart"/>
+      <w:r>
+        <w:rPr>
+          <w:rFonts w:hint="eastAsia"/>
+        </w:rPr>
+        <w:t>푸터가</w:t>
+      </w:r>
+      <w:proofErr w:type="spellEnd"/>
+      <w:r>
+        <w:rPr>
+          <w:rFonts w:hint="eastAsia"/>
+        </w:rPr>
+        <w:t xml:space="preserve"> 있습니다. 언어 선택 버튼을 누르게 되면, 팝업 창이 뜨며 닫기 버튼을 눌러 나갈 수 있습니다.</w:t>
+      </w:r>
+    </w:p>
+    <w:p>
+      <w:r>
+        <w:rPr>
+          <w:rFonts w:hint="eastAsia"/>
+        </w:rPr>
+        <w:t>이제 다시 상단의 내비게이션 바를 보시겠습니다. (푸마 아이콘 눌러 상단으로 이동)</w:t>
+      </w:r>
+    </w:p>
+    <w:p>
+      <w:r>
+        <w:rPr>
+          <w:rFonts w:hint="eastAsia"/>
+        </w:rPr>
+        <w:t>상단의 신상품 영역에 마우스를 올리면 드롭다운 메뉴가 나타나는 것을 확인할 수 있습니다. 신상품 페이지로 이동해보겠습니다.(신상품 클릭)</w:t>
+      </w:r>
+    </w:p>
+    <w:p/>
+    <w:p>
+      <w:pPr>
+        <w:rPr>
+          <w:rFonts w:hint="eastAsia"/>
+        </w:rPr>
+      </w:pPr>
+      <w:r>
+        <w:rPr>
+          <w:rFonts w:hint="eastAsia"/>
+        </w:rPr>
+        <w:t>신상품 페이지 상단에서는 카테고리를 선택할 수 있습니다. 신발, (신발 클릭) 의류, (의류 클릭) 용품(용품 클릭)이 있으며, 하단의 모두 표시 버튼을 눌러 카테고리 필터를 없앨 수 있습니다.</w:t>
+      </w:r>
+    </w:p>
+    <w:p>
+      <w:r>
+        <w:rPr>
+          <w:rFonts w:hint="eastAsia"/>
+        </w:rPr>
+        <w:t>왼쪽 필터 버튼을 누르면 필터 영역이 나타납니다.(필터 열어서 드롭다운 몇 개만 눌러보기) 그리고 우측의 정렬 아이콘으로 큰 2열, 기본 4열 배치를 설정할 수 있습니다.</w:t>
+      </w:r>
+    </w:p>
+    <w:p>
+      <w:r>
+        <w:rPr>
+          <w:rFonts w:hint="eastAsia"/>
+        </w:rPr>
+        <w:t xml:space="preserve">다음으로 상품 사진에 마우스를 올리면 색상 옵션과 슬라이더 버튼이 나타나며, 다음 및 이전 사진을 볼 수 있고, 하트 버튼을 눌러 위시리스트에 저장할 수도 있습니다. </w:t>
+      </w:r>
+      <w:r>
+        <w:rPr>
+          <w:rFonts w:hint="eastAsia"/>
+        </w:rPr>
+        <w:t>상품을 클릭해보겠습니다.(아무 상품 클릭)</w:t>
+      </w:r>
+    </w:p>
+    <w:p/>
+    <w:p>
+      <w:r>
+        <w:rPr>
+          <w:rFonts w:hint="eastAsia"/>
+        </w:rPr>
+        <w:t>상품 상세 페이지에서는 상품의 자세한 정보를 볼 수 있습니다. 사진을 보는 동안 오른</w:t>
+      </w:r>
+      <w:r>
+        <w:rPr>
+          <w:rFonts w:hint="eastAsia"/>
+        </w:rPr>
+        <w:lastRenderedPageBreak/>
+        <w:t>쪽의 메뉴가 따라오므로 편하게 사진을 확인하고, 구매할 수 있습니다.</w:t>
+      </w:r>
+    </w:p>
+    <w:p>
+      <w:r>
+        <w:rPr>
+          <w:rFonts w:hint="eastAsia"/>
+        </w:rPr>
+        <w:t>메뉴 안에서는 상품의 정보를 확인하고, 다른 상품들도 구경할 수 있습니다. (슬라이더 몇 장 넘기기)</w:t>
+      </w:r>
+    </w:p>
+    <w:p>
+      <w:r>
+        <w:rPr>
+          <w:rFonts w:hint="eastAsia"/>
+        </w:rPr>
+        <w:t xml:space="preserve">사이즈 선택은 잠시 건너뛰고, 하단의 </w:t>
+      </w:r>
+      <w:proofErr w:type="spellStart"/>
+      <w:r>
+        <w:rPr>
+          <w:rFonts w:hint="eastAsia"/>
+        </w:rPr>
+        <w:t>상품평</w:t>
+      </w:r>
+      <w:proofErr w:type="spellEnd"/>
+      <w:r>
+        <w:rPr>
+          <w:rFonts w:hint="eastAsia"/>
+        </w:rPr>
+        <w:t xml:space="preserve"> 영역입니다.(</w:t>
+      </w:r>
+      <w:proofErr w:type="spellStart"/>
+      <w:r>
+        <w:rPr>
+          <w:rFonts w:hint="eastAsia"/>
+        </w:rPr>
+        <w:t>상품평</w:t>
+      </w:r>
+      <w:proofErr w:type="spellEnd"/>
+      <w:r>
+        <w:rPr>
+          <w:rFonts w:hint="eastAsia"/>
+        </w:rPr>
+        <w:t xml:space="preserve"> 영역으로 이동)</w:t>
+      </w:r>
+    </w:p>
+    <w:p>
+      <w:pPr>
+        <w:rPr>
+          <w:rFonts w:hint="eastAsia"/>
+        </w:rPr>
+      </w:pPr>
+      <w:r>
+        <w:rPr>
+          <w:rFonts w:hint="eastAsia"/>
+        </w:rPr>
+        <w:t xml:space="preserve">별이나 </w:t>
+      </w:r>
+      <w:proofErr w:type="spellStart"/>
+      <w:r>
+        <w:rPr>
+          <w:rFonts w:hint="eastAsia"/>
+        </w:rPr>
+        <w:t>상품평</w:t>
+      </w:r>
+      <w:proofErr w:type="spellEnd"/>
+      <w:r>
+        <w:rPr>
+          <w:rFonts w:hint="eastAsia"/>
+        </w:rPr>
+        <w:t xml:space="preserve"> 작성 버튼을 눌러 </w:t>
+      </w:r>
+      <w:proofErr w:type="spellStart"/>
+      <w:r>
+        <w:rPr>
+          <w:rFonts w:hint="eastAsia"/>
+        </w:rPr>
+        <w:t>상품평</w:t>
+      </w:r>
+      <w:proofErr w:type="spellEnd"/>
+      <w:r>
+        <w:rPr>
+          <w:rFonts w:hint="eastAsia"/>
+        </w:rPr>
+        <w:t xml:space="preserve"> 팝업을 열 수 있습니다.</w:t>
+      </w:r>
+    </w:p>
+    <w:p>
+      <w:r>
+        <w:rPr>
+          <w:rFonts w:hint="eastAsia"/>
+        </w:rPr>
+        <w:t xml:space="preserve">평점과 </w:t>
+      </w:r>
+      <w:proofErr w:type="spellStart"/>
+      <w:r>
+        <w:rPr>
+          <w:rFonts w:hint="eastAsia"/>
+        </w:rPr>
+        <w:t>상품평</w:t>
+      </w:r>
+      <w:proofErr w:type="spellEnd"/>
+      <w:r>
+        <w:rPr>
+          <w:rFonts w:hint="eastAsia"/>
+        </w:rPr>
+        <w:t xml:space="preserve"> 내용, 제목을 입력하고 등록 버튼을 누르면, 상품평이 등록되고 팝업을 닫습니다.</w:t>
+      </w:r>
+    </w:p>
+    <w:p>
+      <w:pPr>
+        <w:rPr>
+          <w:rFonts w:hint="eastAsia"/>
+        </w:rPr>
+      </w:pPr>
+    </w:p>
+    <w:p>
+      <w:r>
+        <w:rPr>
+          <w:rFonts w:hint="eastAsia"/>
+        </w:rPr>
+        <w:t>다시 위로 가보겠습니다. 상품이 마음에 든다면 사이즈를 선택하고, 수량을 선택해 장바구니에 담을 수 있습니다.(장바구니로 이동)</w:t>
+      </w:r>
+    </w:p>
+    <w:p>
+      <w:r>
+        <w:rPr>
+          <w:rFonts w:hint="eastAsia"/>
+        </w:rPr>
+        <w:t>장바구니에는 다른 상품들도 함께 담을 수 있습니다. 하나의 상품을 추가로 담아보겠습니다.(홈 -&gt; 핑크신발 담기)</w:t>
+      </w:r>
+    </w:p>
+    <w:p>
+      <w:r>
+        <w:rPr>
+          <w:rFonts w:hint="eastAsia"/>
+        </w:rPr>
+        <w:t>상품을 모두 담은 후 총 상품 금액과, 배송비를 더한 총 결제 금액을 확인할 수 있습니다.</w:t>
+      </w:r>
+    </w:p>
+    <w:p>
+      <w:r>
+        <w:rPr>
+          <w:rFonts w:hint="eastAsia"/>
+        </w:rPr>
+        <w:t>상품을 삭제하고 싶다면, 전체 상품을 삭제하거나 원하는 상품을 선택하여(하나 선택) 상품을 삭제할 수 있습니다.</w:t>
+      </w:r>
+    </w:p>
+    <w:p/>
+    <w:p>
+      <w:r>
+        <w:rPr>
+          <w:rFonts w:hint="eastAsia"/>
+        </w:rPr>
+        <w:t>이로써 시연 모두 마치고, 보완사항으로 넘어가겠습니다.</w:t>
+      </w:r>
+    </w:p>
+    <w:p>
+      <w:pPr>
+        <w:rPr>
+          <w:rFonts w:hint="eastAsia"/>
+        </w:rPr>
+      </w:pPr>
+    </w:p>
     <w:p>
       <w:r>
         <w:rPr>
@@ -1111,11 +1848,6 @@
       </w:r>
     </w:p>
     <w:p>
-      <w:pPr>
-        <w:rPr>
-          <w:rFonts w:hint="eastAsia"/>
-        </w:rPr>
-      </w:pPr>
       <w:r>
         <w:rPr>
           <w:rFonts w:hint="eastAsia"/>
@@ -1137,6 +1869,7 @@
         <w:rPr>
           <w:rFonts w:hint="eastAsia"/>
         </w:rPr>
+        <w:lastRenderedPageBreak/>
         <w:t>이상으로 발표 마치겠습니다. 감사합니다.</w:t>
       </w:r>
     </w:p>
